--- a/docs/manuals/Brugermanual_IPR_Pen_Bridge.docx
+++ b/docs/manuals/Brugermanual_IPR_Pen_Bridge.docx
@@ -101,7 +101,7 @@
                 <w:rFonts w:ascii="Segoe UI" w:hAnsi="Segoe UI"/>
                 <w:sz w:val="20"/>
               </w:rPr>
-              <w:t>1.1</w:t>
+              <w:t>1.4</w:t>
             </w:r>
           </w:p>
         </w:tc>
@@ -132,7 +132,7 @@
                 <w:rFonts w:ascii="Segoe UI" w:hAnsi="Segoe UI"/>
                 <w:sz w:val="20"/>
               </w:rPr>
-              <w:t>11. september 2026</w:t>
+              <w:t>13. september 2026</w:t>
             </w:r>
           </w:p>
         </w:tc>
@@ -2002,7 +2002,7 @@
           <w:i w:val="0"/>
           <w:sz w:val="21"/>
         </w:rPr>
-        <w:t>Boksen har én lille lampe, der kan lyse i flere farver. Lampen er slukket under normal drift for at spare strøm og for ikke at forstyrre. Du vækker den ved at holde magneten tæt på boksen — så viser den status i 30 sekunder.</w:t>
+        <w:t>Boksen har én lille lampe, der kan lyse i flere farver. Lampen er slukket under normal drift for at spare strøm og for ikke at forstyrre. Du vækker den ved at holde magneten tæt på boksen — så viser den status i 30 sekunder. Under opstart og mens opsætningsnetværket er tændt, lyser lampen af sig selv.</w:t>
       </w:r>
     </w:p>
     <w:p>
@@ -2010,7 +2010,363 @@
         <w:pStyle w:val="Heading2"/>
       </w:pPr>
       <w:r>
-        <w:t>5.1 Farvernes betydning</w:t>
+        <w:t>5.1 Når du sætter strøm til</w:t>
+      </w:r>
+    </w:p>
+    <w:p>
+      <w:r>
+        <w:rPr>
+          <w:rFonts w:ascii="Segoe UI" w:hAnsi="Segoe UI"/>
+          <w:b w:val="0"/>
+          <w:i w:val="0"/>
+          <w:sz w:val="21"/>
+        </w:rPr>
+        <w:t>Lampen følger hele opstarten, så du kan se, at boksen lever, længe før den er klar:</w:t>
+      </w:r>
+    </w:p>
+    <w:tbl>
+      <w:tblPr>
+        <w:tblStyle w:val="TableGrid"/>
+        <w:tblW w:type="auto" w:w="0"/>
+        <w:jc w:val="center"/>
+        <w:tblLook w:firstColumn="1" w:firstRow="1" w:lastColumn="0" w:lastRow="0" w:noHBand="0" w:noVBand="1" w:val="04A0"/>
+      </w:tblPr>
+      <w:tblGrid>
+        <w:gridCol w:w="3061"/>
+        <w:gridCol w:w="3061"/>
+        <w:gridCol w:w="3061"/>
+      </w:tblGrid>
+      <w:tr>
+        <w:tc>
+          <w:tcPr>
+            <w:tcW w:type="dxa" w:w="2268"/>
+            <w:shd w:val="clear" w:color="auto" w:fill="2B6CB0"/>
+          </w:tcPr>
+          <w:p>
+            <w:pPr>
+              <w:spacing w:after="40"/>
+            </w:pPr>
+            <w:r>
+              <w:rPr>
+                <w:rFonts w:ascii="Segoe UI" w:hAnsi="Segoe UI"/>
+                <w:b/>
+                <w:color w:val="FFFFFF"/>
+                <w:sz w:val="19"/>
+              </w:rPr>
+              <w:t>Lampen viser</w:t>
+            </w:r>
+          </w:p>
+        </w:tc>
+        <w:tc>
+          <w:tcPr>
+            <w:tcW w:type="dxa" w:w="4082"/>
+            <w:shd w:val="clear" w:color="auto" w:fill="2B6CB0"/>
+          </w:tcPr>
+          <w:p>
+            <w:pPr>
+              <w:spacing w:after="40"/>
+            </w:pPr>
+            <w:r>
+              <w:rPr>
+                <w:rFonts w:ascii="Segoe UI" w:hAnsi="Segoe UI"/>
+                <w:b/>
+                <w:color w:val="FFFFFF"/>
+                <w:sz w:val="19"/>
+              </w:rPr>
+              <w:t>Hvad sker der</w:t>
+            </w:r>
+          </w:p>
+        </w:tc>
+        <w:tc>
+          <w:tcPr>
+            <w:tcW w:type="dxa" w:w="2494"/>
+            <w:shd w:val="clear" w:color="auto" w:fill="2B6CB0"/>
+          </w:tcPr>
+          <w:p>
+            <w:pPr>
+              <w:spacing w:after="40"/>
+            </w:pPr>
+            <w:r>
+              <w:rPr>
+                <w:rFonts w:ascii="Segoe UI" w:hAnsi="Segoe UI"/>
+                <w:b/>
+                <w:color w:val="FFFFFF"/>
+                <w:sz w:val="19"/>
+              </w:rPr>
+              <w:t>Hvor længe</w:t>
+            </w:r>
+          </w:p>
+        </w:tc>
+      </w:tr>
+      <w:tr>
+        <w:tc>
+          <w:tcPr>
+            <w:tcW w:type="dxa" w:w="2268"/>
+          </w:tcPr>
+          <w:p>
+            <w:pPr>
+              <w:spacing w:after="40"/>
+            </w:pPr>
+            <w:r>
+              <w:rPr>
+                <w:rFonts w:ascii="Segoe UI" w:hAnsi="Segoe UI"/>
+                <w:sz w:val="19"/>
+              </w:rPr>
+              <w:t>Hvid, konstant</w:t>
+            </w:r>
+          </w:p>
+        </w:tc>
+        <w:tc>
+          <w:tcPr>
+            <w:tcW w:type="dxa" w:w="4082"/>
+          </w:tcPr>
+          <w:p>
+            <w:pPr>
+              <w:spacing w:after="40"/>
+            </w:pPr>
+            <w:r>
+              <w:rPr>
+                <w:rFonts w:ascii="Segoe UI" w:hAnsi="Segoe UI"/>
+                <w:sz w:val="19"/>
+              </w:rPr>
+              <w:t>Strømmen er sat til, boksen vågner.</w:t>
+            </w:r>
+          </w:p>
+        </w:tc>
+        <w:tc>
+          <w:tcPr>
+            <w:tcW w:type="dxa" w:w="2494"/>
+          </w:tcPr>
+          <w:p>
+            <w:pPr>
+              <w:spacing w:after="40"/>
+            </w:pPr>
+            <w:r>
+              <w:rPr>
+                <w:rFonts w:ascii="Segoe UI" w:hAnsi="Segoe UI"/>
+                <w:sz w:val="19"/>
+              </w:rPr>
+              <w:t>De første sekunder</w:t>
+            </w:r>
+          </w:p>
+        </w:tc>
+      </w:tr>
+      <w:tr>
+        <w:tc>
+          <w:tcPr>
+            <w:tcW w:type="dxa" w:w="2268"/>
+            <w:shd w:val="clear" w:color="auto" w:fill="F7FAFC"/>
+          </w:tcPr>
+          <w:p>
+            <w:pPr>
+              <w:spacing w:after="40"/>
+            </w:pPr>
+            <w:r>
+              <w:rPr>
+                <w:rFonts w:ascii="Segoe UI" w:hAnsi="Segoe UI"/>
+                <w:sz w:val="19"/>
+              </w:rPr>
+              <w:t>Hvid, hurtigt blink</w:t>
+            </w:r>
+          </w:p>
+        </w:tc>
+        <w:tc>
+          <w:tcPr>
+            <w:tcW w:type="dxa" w:w="4082"/>
+            <w:shd w:val="clear" w:color="auto" w:fill="F7FAFC"/>
+          </w:tcPr>
+          <w:p>
+            <w:pPr>
+              <w:spacing w:after="40"/>
+            </w:pPr>
+            <w:r>
+              <w:rPr>
+                <w:rFonts w:ascii="Segoe UI" w:hAnsi="Segoe UI"/>
+                <w:sz w:val="19"/>
+              </w:rPr>
+              <w:t>Boksen starter op.</w:t>
+            </w:r>
+          </w:p>
+        </w:tc>
+        <w:tc>
+          <w:tcPr>
+            <w:tcW w:type="dxa" w:w="2494"/>
+            <w:shd w:val="clear" w:color="auto" w:fill="F7FAFC"/>
+          </w:tcPr>
+          <w:p>
+            <w:pPr>
+              <w:spacing w:after="40"/>
+            </w:pPr>
+            <w:r>
+              <w:rPr>
+                <w:rFonts w:ascii="Segoe UI" w:hAnsi="Segoe UI"/>
+                <w:sz w:val="19"/>
+              </w:rPr>
+              <w:t>Ca. ½–1 minut</w:t>
+            </w:r>
+          </w:p>
+        </w:tc>
+      </w:tr>
+      <w:tr>
+        <w:tc>
+          <w:tcPr>
+            <w:tcW w:type="dxa" w:w="2268"/>
+          </w:tcPr>
+          <w:p>
+            <w:pPr>
+              <w:spacing w:after="40"/>
+            </w:pPr>
+            <w:r>
+              <w:rPr>
+                <w:rFonts w:ascii="Segoe UI" w:hAnsi="Segoe UI"/>
+                <w:sz w:val="19"/>
+              </w:rPr>
+              <w:t>Grøn, gul eller rød</w:t>
+            </w:r>
+          </w:p>
+        </w:tc>
+        <w:tc>
+          <w:tcPr>
+            <w:tcW w:type="dxa" w:w="4082"/>
+          </w:tcPr>
+          <w:p>
+            <w:pPr>
+              <w:spacing w:after="40"/>
+            </w:pPr>
+            <w:r>
+              <w:rPr>
+                <w:rFonts w:ascii="Segoe UI" w:hAnsi="Segoe UI"/>
+                <w:sz w:val="19"/>
+              </w:rPr>
+              <w:t>Boksen er klar og viser status.</w:t>
+            </w:r>
+          </w:p>
+        </w:tc>
+        <w:tc>
+          <w:tcPr>
+            <w:tcW w:type="dxa" w:w="2494"/>
+          </w:tcPr>
+          <w:p>
+            <w:pPr>
+              <w:spacing w:after="40"/>
+            </w:pPr>
+            <w:r>
+              <w:rPr>
+                <w:rFonts w:ascii="Segoe UI" w:hAnsi="Segoe UI"/>
+                <w:sz w:val="19"/>
+              </w:rPr>
+              <w:t>30 sekunder</w:t>
+            </w:r>
+          </w:p>
+        </w:tc>
+      </w:tr>
+      <w:tr>
+        <w:tc>
+          <w:tcPr>
+            <w:tcW w:type="dxa" w:w="2268"/>
+            <w:shd w:val="clear" w:color="auto" w:fill="F7FAFC"/>
+          </w:tcPr>
+          <w:p>
+            <w:pPr>
+              <w:spacing w:after="40"/>
+            </w:pPr>
+            <w:r>
+              <w:rPr>
+                <w:rFonts w:ascii="Segoe UI" w:hAnsi="Segoe UI"/>
+                <w:sz w:val="19"/>
+              </w:rPr>
+              <w:t>Slukket</w:t>
+            </w:r>
+          </w:p>
+        </w:tc>
+        <w:tc>
+          <w:tcPr>
+            <w:tcW w:type="dxa" w:w="4082"/>
+            <w:shd w:val="clear" w:color="auto" w:fill="F7FAFC"/>
+          </w:tcPr>
+          <w:p>
+            <w:pPr>
+              <w:spacing w:after="40"/>
+            </w:pPr>
+            <w:r>
+              <w:rPr>
+                <w:rFonts w:ascii="Segoe UI" w:hAnsi="Segoe UI"/>
+                <w:sz w:val="19"/>
+              </w:rPr>
+              <w:t>Normal drift.</w:t>
+            </w:r>
+          </w:p>
+        </w:tc>
+        <w:tc>
+          <w:tcPr>
+            <w:tcW w:type="dxa" w:w="2494"/>
+            <w:shd w:val="clear" w:color="auto" w:fill="F7FAFC"/>
+          </w:tcPr>
+          <w:p>
+            <w:pPr>
+              <w:spacing w:after="40"/>
+            </w:pPr>
+            <w:r>
+              <w:rPr>
+                <w:rFonts w:ascii="Segoe UI" w:hAnsi="Segoe UI"/>
+                <w:sz w:val="19"/>
+              </w:rPr>
+              <w:t>Indtil du bruger magneten</w:t>
+            </w:r>
+          </w:p>
+        </w:tc>
+      </w:tr>
+    </w:tbl>
+    <w:p>
+      <w:pPr>
+        <w:spacing w:before="60" w:after="240"/>
+        <w:jc w:val="center"/>
+      </w:pPr>
+      <w:r>
+        <w:rPr>
+          <w:rFonts w:ascii="Segoe UI" w:hAnsi="Segoe UI"/>
+          <w:i/>
+          <w:color w:val="606C80"/>
+          <w:sz w:val="18"/>
+        </w:rPr>
+        <w:t>Tabel 3. Lampens forløb fra strøm til klar.</w:t>
+      </w:r>
+    </w:p>
+    <w:p>
+      <w:pPr>
+        <w:spacing w:before="120" w:after="200"/>
+        <w:ind w:left="113"/>
+        <w:shd w:val="clear" w:color="auto" w:fill="EBF4FF"/>
+        <w:pBdr>
+          <w:top w:val="single" w:sz="6" w:space="6" w:color="2B6CB0"/>
+          <w:left w:val="single" w:sz="6" w:space="6" w:color="2B6CB0"/>
+          <w:bottom w:val="single" w:sz="6" w:space="6" w:color="2B6CB0"/>
+          <w:right w:val="single" w:sz="6" w:space="6" w:color="2B6CB0"/>
+        </w:pBdr>
+      </w:pPr>
+      <w:r>
+        <w:rPr>
+          <w:rFonts w:ascii="Segoe UI" w:hAnsi="Segoe UI"/>
+          <w:b/>
+          <w:color w:val="2B6CB0"/>
+          <w:sz w:val="20"/>
+        </w:rPr>
+        <w:t xml:space="preserve">Bemærk: </w:t>
+      </w:r>
+      <w:r>
+        <w:rPr>
+          <w:rFonts w:ascii="Segoe UI" w:hAnsi="Segoe UI"/>
+          <w:sz w:val="20"/>
+        </w:rPr>
+        <w:t>Blinker lampen hvidt i mere end tre minutter, er boksen ikke kommet ordentligt i gang. Tag strømmen fra i 10 sekunder og prøv igen; hjælper det ikke, så giv administratoren besked.</w:t>
+      </w:r>
+    </w:p>
+    <w:p>
+      <w:pPr>
+        <w:pStyle w:val="Heading2"/>
+      </w:pPr>
+      <w:r>
+        <w:t>5.2 Farvernes betydning</w:t>
       </w:r>
     </w:p>
     <w:p>
@@ -2021,7 +2377,7 @@
       <w:r>
         <w:drawing>
           <wp:inline xmlns:a="http://schemas.openxmlformats.org/drawingml/2006/main" xmlns:pic="http://schemas.openxmlformats.org/drawingml/2006/picture">
-            <wp:extent cx="5616000" cy="2975285"/>
+            <wp:extent cx="5616000" cy="4074587"/>
             <wp:docPr id="3" name="Picture 3"/>
             <wp:cNvGraphicFramePr>
               <a:graphicFrameLocks noChangeAspect="1"/>
@@ -2042,7 +2398,7 @@
                   <pic:spPr>
                     <a:xfrm>
                       <a:off x="0" y="0"/>
-                      <a:ext cx="5616000" cy="2975285"/>
+                      <a:ext cx="5616000" cy="4074587"/>
                     </a:xfrm>
                     <a:prstGeom prst="rect"/>
                   </pic:spPr>
@@ -2156,6 +2512,60 @@
                 <w:rFonts w:ascii="Segoe UI" w:hAnsi="Segoe UI"/>
                 <w:sz w:val="19"/>
               </w:rPr>
+              <w:t>Hvid, konstant</w:t>
+            </w:r>
+          </w:p>
+        </w:tc>
+        <w:tc>
+          <w:tcPr>
+            <w:tcW w:type="dxa" w:w="3288"/>
+          </w:tcPr>
+          <w:p>
+            <w:pPr>
+              <w:spacing w:after="40"/>
+            </w:pPr>
+            <w:r>
+              <w:rPr>
+                <w:rFonts w:ascii="Segoe UI" w:hAnsi="Segoe UI"/>
+                <w:sz w:val="19"/>
+              </w:rPr>
+              <w:t>Strømmen er lige sat til.</w:t>
+            </w:r>
+          </w:p>
+        </w:tc>
+        <w:tc>
+          <w:tcPr>
+            <w:tcW w:type="dxa" w:w="3402"/>
+          </w:tcPr>
+          <w:p>
+            <w:pPr>
+              <w:spacing w:after="40"/>
+            </w:pPr>
+            <w:r>
+              <w:rPr>
+                <w:rFonts w:ascii="Segoe UI" w:hAnsi="Segoe UI"/>
+                <w:sz w:val="19"/>
+              </w:rPr>
+              <w:t>Vent.</w:t>
+            </w:r>
+          </w:p>
+        </w:tc>
+      </w:tr>
+      <w:tr>
+        <w:tc>
+          <w:tcPr>
+            <w:tcW w:type="dxa" w:w="2154"/>
+            <w:shd w:val="clear" w:color="auto" w:fill="F7FAFC"/>
+          </w:tcPr>
+          <w:p>
+            <w:pPr>
+              <w:spacing w:after="40"/>
+            </w:pPr>
+            <w:r>
+              <w:rPr>
+                <w:rFonts w:ascii="Segoe UI" w:hAnsi="Segoe UI"/>
+                <w:sz w:val="19"/>
+              </w:rPr>
               <w:t>Hvid, hurtigt blink</w:t>
             </w:r>
           </w:p>
@@ -2163,6 +2573,7 @@
         <w:tc>
           <w:tcPr>
             <w:tcW w:type="dxa" w:w="3288"/>
+            <w:shd w:val="clear" w:color="auto" w:fill="F7FAFC"/>
           </w:tcPr>
           <w:p>
             <w:pPr>
@@ -2180,6 +2591,7 @@
         <w:tc>
           <w:tcPr>
             <w:tcW w:type="dxa" w:w="3402"/>
+            <w:shd w:val="clear" w:color="auto" w:fill="F7FAFC"/>
           </w:tcPr>
           <w:p>
             <w:pPr>
@@ -2199,7 +2611,6 @@
         <w:tc>
           <w:tcPr>
             <w:tcW w:type="dxa" w:w="2154"/>
-            <w:shd w:val="clear" w:color="auto" w:fill="F7FAFC"/>
           </w:tcPr>
           <w:p>
             <w:pPr>
@@ -2217,7 +2628,6 @@
         <w:tc>
           <w:tcPr>
             <w:tcW w:type="dxa" w:w="3288"/>
-            <w:shd w:val="clear" w:color="auto" w:fill="F7FAFC"/>
           </w:tcPr>
           <w:p>
             <w:pPr>
@@ -2235,7 +2645,6 @@
         <w:tc>
           <w:tcPr>
             <w:tcW w:type="dxa" w:w="3402"/>
-            <w:shd w:val="clear" w:color="auto" w:fill="F7FAFC"/>
           </w:tcPr>
           <w:p>
             <w:pPr>
@@ -2255,6 +2664,7 @@
         <w:tc>
           <w:tcPr>
             <w:tcW w:type="dxa" w:w="2154"/>
+            <w:shd w:val="clear" w:color="auto" w:fill="F7FAFC"/>
           </w:tcPr>
           <w:p>
             <w:pPr>
@@ -2272,6 +2682,7 @@
         <w:tc>
           <w:tcPr>
             <w:tcW w:type="dxa" w:w="3288"/>
+            <w:shd w:val="clear" w:color="auto" w:fill="F7FAFC"/>
           </w:tcPr>
           <w:p>
             <w:pPr>
@@ -2289,6 +2700,7 @@
         <w:tc>
           <w:tcPr>
             <w:tcW w:type="dxa" w:w="3402"/>
+            <w:shd w:val="clear" w:color="auto" w:fill="F7FAFC"/>
           </w:tcPr>
           <w:p>
             <w:pPr>
@@ -2308,7 +2720,6 @@
         <w:tc>
           <w:tcPr>
             <w:tcW w:type="dxa" w:w="2154"/>
-            <w:shd w:val="clear" w:color="auto" w:fill="F7FAFC"/>
           </w:tcPr>
           <w:p>
             <w:pPr>
@@ -2326,7 +2737,6 @@
         <w:tc>
           <w:tcPr>
             <w:tcW w:type="dxa" w:w="3288"/>
-            <w:shd w:val="clear" w:color="auto" w:fill="F7FAFC"/>
           </w:tcPr>
           <w:p>
             <w:pPr>
@@ -2344,6 +2754,25 @@
         <w:tc>
           <w:tcPr>
             <w:tcW w:type="dxa" w:w="3402"/>
+          </w:tcPr>
+          <w:p>
+            <w:pPr>
+              <w:spacing w:after="40"/>
+            </w:pPr>
+            <w:r>
+              <w:rPr>
+                <w:rFonts w:ascii="Segoe UI" w:hAnsi="Segoe UI"/>
+                <w:sz w:val="19"/>
+              </w:rPr>
+              <w:t>Skanning virker som regel alligevel. Fortæl din administrator det, hvis betjeningssiden ikke kan nås.</w:t>
+            </w:r>
+          </w:p>
+        </w:tc>
+      </w:tr>
+      <w:tr>
+        <w:tc>
+          <w:tcPr>
+            <w:tcW w:type="dxa" w:w="2154"/>
             <w:shd w:val="clear" w:color="auto" w:fill="F7FAFC"/>
           </w:tcPr>
           <w:p>
@@ -2355,7 +2784,43 @@
                 <w:rFonts w:ascii="Segoe UI" w:hAnsi="Segoe UI"/>
                 <w:sz w:val="19"/>
               </w:rPr>
-              <w:t>Skanning virker som regel alligevel. Fortæller din administrator det, hvis betjeningssiden ikke kan nås.</w:t>
+              <w:t>Rød, konstant</w:t>
+            </w:r>
+          </w:p>
+        </w:tc>
+        <w:tc>
+          <w:tcPr>
+            <w:tcW w:type="dxa" w:w="3288"/>
+            <w:shd w:val="clear" w:color="auto" w:fill="F7FAFC"/>
+          </w:tcPr>
+          <w:p>
+            <w:pPr>
+              <w:spacing w:after="40"/>
+            </w:pPr>
+            <w:r>
+              <w:rPr>
+                <w:rFonts w:ascii="Segoe UI" w:hAnsi="Segoe UI"/>
+                <w:sz w:val="19"/>
+              </w:rPr>
+              <w:t>Noget inde i boksen kører ikke (en tjeneste er stoppet).</w:t>
+            </w:r>
+          </w:p>
+        </w:tc>
+        <w:tc>
+          <w:tcPr>
+            <w:tcW w:type="dxa" w:w="3402"/>
+            <w:shd w:val="clear" w:color="auto" w:fill="F7FAFC"/>
+          </w:tcPr>
+          <w:p>
+            <w:pPr>
+              <w:spacing w:after="40"/>
+            </w:pPr>
+            <w:r>
+              <w:rPr>
+                <w:rFonts w:ascii="Segoe UI" w:hAnsi="Segoe UI"/>
+                <w:sz w:val="19"/>
+              </w:rPr>
+              <w:t>Tag strømmen fra i 10 sekunder og sæt den til igen. Lyser den stadig rødt efter opstart, så giv administratoren besked.</w:t>
             </w:r>
           </w:p>
         </w:tc>
@@ -2374,7 +2839,7 @@
                 <w:rFonts w:ascii="Segoe UI" w:hAnsi="Segoe UI"/>
                 <w:sz w:val="19"/>
               </w:rPr>
-              <w:t>Blå, konstant</w:t>
+              <w:t>Blå, hurtigt blink</w:t>
             </w:r>
           </w:p>
         </w:tc>
@@ -2391,7 +2856,7 @@
                 <w:rFonts w:ascii="Segoe UI" w:hAnsi="Segoe UI"/>
                 <w:sz w:val="19"/>
               </w:rPr>
-              <w:t>Opsætningstilstand er slået til.</w:t>
+              <w:t>Opsætningsnetværket er ved at blive tændt eller slukket (du har holdt magneten i 3 sekunder).</w:t>
             </w:r>
           </w:p>
         </w:tc>
@@ -2408,7 +2873,225 @@
                 <w:rFonts w:ascii="Segoe UI" w:hAnsi="Segoe UI"/>
                 <w:sz w:val="19"/>
               </w:rPr>
-              <w:t>Slå den fra igen med magneten (3 sekunder), når du er færdig.</w:t>
+              <w:t>Vent nogle sekunder.</w:t>
+            </w:r>
+          </w:p>
+        </w:tc>
+      </w:tr>
+      <w:tr>
+        <w:tc>
+          <w:tcPr>
+            <w:tcW w:type="dxa" w:w="2154"/>
+            <w:shd w:val="clear" w:color="auto" w:fill="F7FAFC"/>
+          </w:tcPr>
+          <w:p>
+            <w:pPr>
+              <w:spacing w:after="40"/>
+            </w:pPr>
+            <w:r>
+              <w:rPr>
+                <w:rFonts w:ascii="Segoe UI" w:hAnsi="Segoe UI"/>
+                <w:sz w:val="19"/>
+              </w:rPr>
+              <w:t>Blå, konstant</w:t>
+            </w:r>
+          </w:p>
+        </w:tc>
+        <w:tc>
+          <w:tcPr>
+            <w:tcW w:type="dxa" w:w="3288"/>
+            <w:shd w:val="clear" w:color="auto" w:fill="F7FAFC"/>
+          </w:tcPr>
+          <w:p>
+            <w:pPr>
+              <w:spacing w:after="40"/>
+            </w:pPr>
+            <w:r>
+              <w:rPr>
+                <w:rFonts w:ascii="Segoe UI" w:hAnsi="Segoe UI"/>
+                <w:sz w:val="19"/>
+              </w:rPr>
+              <w:t>Opsætningsnetværket er tændt. Lampen bliver ved med at lyse, så længe det er tændt.</w:t>
+            </w:r>
+          </w:p>
+        </w:tc>
+        <w:tc>
+          <w:tcPr>
+            <w:tcW w:type="dxa" w:w="3402"/>
+            <w:shd w:val="clear" w:color="auto" w:fill="F7FAFC"/>
+          </w:tcPr>
+          <w:p>
+            <w:pPr>
+              <w:spacing w:after="40"/>
+            </w:pPr>
+            <w:r>
+              <w:rPr>
+                <w:rFonts w:ascii="Segoe UI" w:hAnsi="Segoe UI"/>
+                <w:sz w:val="19"/>
+              </w:rPr>
+              <w:t>Slå det fra igen med magneten (3 sekunder), når du er færdig.</w:t>
+            </w:r>
+          </w:p>
+        </w:tc>
+      </w:tr>
+      <w:tr>
+        <w:tc>
+          <w:tcPr>
+            <w:tcW w:type="dxa" w:w="2154"/>
+          </w:tcPr>
+          <w:p>
+            <w:pPr>
+              <w:spacing w:after="40"/>
+            </w:pPr>
+            <w:r>
+              <w:rPr>
+                <w:rFonts w:ascii="Segoe UI" w:hAnsi="Segoe UI"/>
+                <w:sz w:val="19"/>
+              </w:rPr>
+              <w:t>Lilla, hurtigt blink</w:t>
+            </w:r>
+          </w:p>
+        </w:tc>
+        <w:tc>
+          <w:tcPr>
+            <w:tcW w:type="dxa" w:w="3288"/>
+          </w:tcPr>
+          <w:p>
+            <w:pPr>
+              <w:spacing w:after="40"/>
+            </w:pPr>
+            <w:r>
+              <w:rPr>
+                <w:rFonts w:ascii="Segoe UI" w:hAnsi="Segoe UI"/>
+                <w:sz w:val="19"/>
+              </w:rPr>
+              <w:t>Du har holdt magneten i 6 sekunder (skift af tilstand).</w:t>
+            </w:r>
+          </w:p>
+        </w:tc>
+        <w:tc>
+          <w:tcPr>
+            <w:tcW w:type="dxa" w:w="3402"/>
+          </w:tcPr>
+          <w:p>
+            <w:pPr>
+              <w:spacing w:after="40"/>
+            </w:pPr>
+            <w:r>
+              <w:rPr>
+                <w:rFonts w:ascii="Segoe UI" w:hAnsi="Segoe UI"/>
+                <w:sz w:val="19"/>
+              </w:rPr>
+              <w:t>Slip kun, hvis administratoren har bedt dig om det — ellers hold fast, til lampen blinker rødt, og fjern så magneten, eller fjern den nu og prøv igen.</w:t>
+            </w:r>
+          </w:p>
+        </w:tc>
+      </w:tr>
+      <w:tr>
+        <w:tc>
+          <w:tcPr>
+            <w:tcW w:type="dxa" w:w="2154"/>
+            <w:shd w:val="clear" w:color="auto" w:fill="F7FAFC"/>
+          </w:tcPr>
+          <w:p>
+            <w:pPr>
+              <w:spacing w:after="40"/>
+            </w:pPr>
+            <w:r>
+              <w:rPr>
+                <w:rFonts w:ascii="Segoe UI" w:hAnsi="Segoe UI"/>
+                <w:sz w:val="19"/>
+              </w:rPr>
+              <w:t>Lilla, kort blink hvert 4. sekund</w:t>
+            </w:r>
+          </w:p>
+        </w:tc>
+        <w:tc>
+          <w:tcPr>
+            <w:tcW w:type="dxa" w:w="3288"/>
+            <w:shd w:val="clear" w:color="auto" w:fill="F7FAFC"/>
+          </w:tcPr>
+          <w:p>
+            <w:pPr>
+              <w:spacing w:after="40"/>
+            </w:pPr>
+            <w:r>
+              <w:rPr>
+                <w:rFonts w:ascii="Segoe UI" w:hAnsi="Segoe UI"/>
+                <w:sz w:val="19"/>
+              </w:rPr>
+              <w:t>Boksen er i udviklingstilstand (administratoren arbejder på den).</w:t>
+            </w:r>
+          </w:p>
+        </w:tc>
+        <w:tc>
+          <w:tcPr>
+            <w:tcW w:type="dxa" w:w="3402"/>
+            <w:shd w:val="clear" w:color="auto" w:fill="F7FAFC"/>
+          </w:tcPr>
+          <w:p>
+            <w:pPr>
+              <w:spacing w:after="40"/>
+            </w:pPr>
+            <w:r>
+              <w:rPr>
+                <w:rFonts w:ascii="Segoe UI" w:hAnsi="Segoe UI"/>
+                <w:sz w:val="19"/>
+              </w:rPr>
+              <w:t>Ingenting. Giv administratoren besked, hvis det bliver ved i dagevis.</w:t>
+            </w:r>
+          </w:p>
+        </w:tc>
+      </w:tr>
+      <w:tr>
+        <w:tc>
+          <w:tcPr>
+            <w:tcW w:type="dxa" w:w="2154"/>
+          </w:tcPr>
+          <w:p>
+            <w:pPr>
+              <w:spacing w:after="40"/>
+            </w:pPr>
+            <w:r>
+              <w:rPr>
+                <w:rFonts w:ascii="Segoe UI" w:hAnsi="Segoe UI"/>
+                <w:sz w:val="19"/>
+              </w:rPr>
+              <w:t>Rød, hurtigt blink (kort)</w:t>
+            </w:r>
+          </w:p>
+        </w:tc>
+        <w:tc>
+          <w:tcPr>
+            <w:tcW w:type="dxa" w:w="3288"/>
+          </w:tcPr>
+          <w:p>
+            <w:pPr>
+              <w:spacing w:after="40"/>
+            </w:pPr>
+            <w:r>
+              <w:rPr>
+                <w:rFonts w:ascii="Segoe UI" w:hAnsi="Segoe UI"/>
+                <w:sz w:val="19"/>
+              </w:rPr>
+              <w:t>Opsætningsnetværket kunne ikke tændes.</w:t>
+            </w:r>
+          </w:p>
+        </w:tc>
+        <w:tc>
+          <w:tcPr>
+            <w:tcW w:type="dxa" w:w="3402"/>
+          </w:tcPr>
+          <w:p>
+            <w:pPr>
+              <w:spacing w:after="40"/>
+            </w:pPr>
+            <w:r>
+              <w:rPr>
+                <w:rFonts w:ascii="Segoe UI" w:hAnsi="Segoe UI"/>
+                <w:sz w:val="19"/>
+              </w:rPr>
+              <w:t>Prøv igen. Sker det igen, så giv administratoren besked.</w:t>
             </w:r>
           </w:p>
         </w:tc>
@@ -2482,7 +3165,7 @@
           <w:color w:val="606C80"/>
           <w:sz w:val="18"/>
         </w:rPr>
-        <w:t>Tabel 3. Lampens farver oversat til handling.</w:t>
+        <w:t>Tabel 4. Lampens farver oversat til handling.</w:t>
       </w:r>
     </w:p>
     <w:p>
@@ -2490,7 +3173,7 @@
         <w:pStyle w:val="Heading2"/>
       </w:pPr>
       <w:r>
-        <w:t>5.2 Magneten</w:t>
+        <w:t>5.3 Magneten</w:t>
       </w:r>
     </w:p>
     <w:p>
@@ -2501,7 +3184,7 @@
           <w:i w:val="0"/>
           <w:sz w:val="21"/>
         </w:rPr>
-        <w:t>Magneten er boksens eneste betjeningsknap. Hvor længe du holder den tæt på boksen, bestemmer hvad der sker.</w:t>
+        <w:t>Magneten er boksens eneste betjeningsknap. Hvor længe du holder den tæt på boksen, bestemmer hvad der sker. Den virker når som helst, når boksen er færdig med at starte op — også midt i det daglige arbejde.</w:t>
       </w:r>
     </w:p>
     <w:p>
@@ -2681,7 +3364,7 @@
                 <w:rFonts w:ascii="Segoe UI" w:hAnsi="Segoe UI"/>
                 <w:sz w:val="19"/>
               </w:rPr>
-              <w:t>Opsætningsnetværket tændes eller slukkes.</w:t>
+              <w:t>Opsætningsnetværket tændes: lampen blinker blåt, mens det starter, og lyser derefter konstant blåt. Var det allerede tændt, slukkes det, og lampen viser status igen.</w:t>
             </w:r>
           </w:p>
         </w:tc>
@@ -2700,6 +3383,43 @@
                 <w:rFonts w:ascii="Segoe UI" w:hAnsi="Segoe UI"/>
                 <w:sz w:val="19"/>
               </w:rPr>
+              <w:t>Hold magneten på plads i 6 sekunder — lampen blinker lilla — og slip</w:t>
+            </w:r>
+          </w:p>
+        </w:tc>
+        <w:tc>
+          <w:tcPr>
+            <w:tcW w:type="dxa" w:w="4649"/>
+          </w:tcPr>
+          <w:p>
+            <w:pPr>
+              <w:spacing w:after="40"/>
+            </w:pPr>
+            <w:r>
+              <w:rPr>
+                <w:rFonts w:ascii="Segoe UI" w:hAnsi="Segoe UI"/>
+                <w:sz w:val="19"/>
+              </w:rPr>
+              <w:t>Skifter mellem drift og udvikling (kun administratoren). Lampen lyser lilla i 3 sekunder. I udvikling blinker lampen kort lilla hvert 4. sekund.</w:t>
+            </w:r>
+          </w:p>
+        </w:tc>
+      </w:tr>
+      <w:tr>
+        <w:tc>
+          <w:tcPr>
+            <w:tcW w:type="dxa" w:w="4195"/>
+            <w:shd w:val="clear" w:color="auto" w:fill="F7FAFC"/>
+          </w:tcPr>
+          <w:p>
+            <w:pPr>
+              <w:spacing w:after="40"/>
+            </w:pPr>
+            <w:r>
+              <w:rPr>
+                <w:rFonts w:ascii="Segoe UI" w:hAnsi="Segoe UI"/>
+                <w:sz w:val="19"/>
+              </w:rPr>
               <w:t>Hold magneten på plads i 10 sekunder — lampen blinker rødt — og slip</w:t>
             </w:r>
           </w:p>
@@ -2707,6 +3427,7 @@
         <w:tc>
           <w:tcPr>
             <w:tcW w:type="dxa" w:w="4649"/>
+            <w:shd w:val="clear" w:color="auto" w:fill="F7FAFC"/>
           </w:tcPr>
           <w:p>
             <w:pPr>
@@ -2735,7 +3456,7 @@
           <w:color w:val="606C80"/>
           <w:sz w:val="18"/>
         </w:rPr>
-        <w:t>Tabel 4. Magnetens tre funktioner.</w:t>
+        <w:t>Tabel 5. Magnetens tre funktioner.</w:t>
       </w:r>
     </w:p>
     <w:p>
@@ -2764,7 +3485,7 @@
           <w:rFonts w:ascii="Segoe UI" w:hAnsi="Segoe UI"/>
           <w:sz w:val="20"/>
         </w:rPr>
-        <w:t>Nulstillingen på 10 sekunder er forbeholdt administratoren. Fortryder du undervejs, skal du blot blive ved med at holde magneten på plads, indtil lampen skifter væk fra rødt blink — handlingen udføres først, når du slipper. Er du i tvivl, så fjern magneten, inden lampen begynder at blinke rødt.</w:t>
+        <w:t>Skiftet efter 6 sekunder og nulstillingen efter 10 sekunder er forbeholdt administratoren. Handlingen udføres først, når du slipper: er du i tvivl, så fjern magneten, mens lampen stadig blinker blåt (under 6 sekunder).</w:t>
       </w:r>
     </w:p>
     <w:p>
@@ -2778,6 +3499,35 @@
       </w:pPr>
       <w:r>
         <w:t>6. Betjeningssiden i browseren</w:t>
+      </w:r>
+    </w:p>
+    <w:p>
+      <w:pPr>
+        <w:spacing w:before="120" w:after="200"/>
+        <w:ind w:left="113"/>
+        <w:shd w:val="clear" w:color="auto" w:fill="EBF4FF"/>
+        <w:pBdr>
+          <w:top w:val="single" w:sz="6" w:space="6" w:color="2B6CB0"/>
+          <w:left w:val="single" w:sz="6" w:space="6" w:color="2B6CB0"/>
+          <w:bottom w:val="single" w:sz="6" w:space="6" w:color="2B6CB0"/>
+          <w:right w:val="single" w:sz="6" w:space="6" w:color="2B6CB0"/>
+        </w:pBdr>
+      </w:pPr>
+      <w:r>
+        <w:rPr>
+          <w:rFonts w:ascii="Segoe UI" w:hAnsi="Segoe UI"/>
+          <w:b/>
+          <w:color w:val="2B6CB0"/>
+          <w:sz w:val="20"/>
+        </w:rPr>
+        <w:t xml:space="preserve">Bemærk: </w:t>
+      </w:r>
+      <w:r>
+        <w:rPr>
+          <w:rFonts w:ascii="Segoe UI" w:hAnsi="Segoe UI"/>
+          <w:sz w:val="20"/>
+        </w:rPr>
+        <w:t>Betjeningssiden kan kun åbnes på hjemmenettet, når administratoren har sat boksen i udviklingstilstand (lampen blinker kort lilla hvert 4. sekund). I normal drift er boksen lukket for netværket, og siden nås kun via opsætningsnetværket.</w:t>
       </w:r>
     </w:p>
     <w:p>
@@ -3104,7 +3854,7 @@
           <w:color w:val="606C80"/>
           <w:sz w:val="18"/>
         </w:rPr>
-        <w:t>Tabel 5. Betjeningssidens opbygning.</w:t>
+        <w:t>Tabel 6. Betjeningssidens opbygning.</w:t>
       </w:r>
     </w:p>
     <w:p>
@@ -3453,7 +4203,7 @@
                 <w:rFonts w:ascii="Segoe UI" w:hAnsi="Segoe UI"/>
                 <w:sz w:val="19"/>
               </w:rPr>
-              <w:t>Kontrollér strømstikket. Hold magneten tæt på: er lampen helt død, mangler der strøm. Vent 1 minut efter tilslutning.</w:t>
+              <w:t>Kontrollér strømstikket: lampen lyser hvidt, så snart der er strøm. Hold magneten tæt på: er lampen helt død, mangler der strøm. Vent 1 minut efter tilslutning.</w:t>
             </w:r>
           </w:p>
         </w:tc>
@@ -3800,6 +4550,115 @@
                 <w:rFonts w:ascii="Segoe UI" w:hAnsi="Segoe UI"/>
                 <w:sz w:val="19"/>
               </w:rPr>
+              <w:t>Lampen lyser rødt konstant.</w:t>
+            </w:r>
+          </w:p>
+        </w:tc>
+        <w:tc>
+          <w:tcPr>
+            <w:tcW w:type="dxa" w:w="2608"/>
+            <w:shd w:val="clear" w:color="auto" w:fill="F7FAFC"/>
+          </w:tcPr>
+          <w:p>
+            <w:pPr>
+              <w:spacing w:after="40"/>
+            </w:pPr>
+            <w:r>
+              <w:rPr>
+                <w:rFonts w:ascii="Segoe UI" w:hAnsi="Segoe UI"/>
+                <w:sz w:val="19"/>
+              </w:rPr>
+              <w:t>En tjeneste i boksen er stoppet.</w:t>
+            </w:r>
+          </w:p>
+        </w:tc>
+        <w:tc>
+          <w:tcPr>
+            <w:tcW w:type="dxa" w:w="3855"/>
+            <w:shd w:val="clear" w:color="auto" w:fill="F7FAFC"/>
+          </w:tcPr>
+          <w:p>
+            <w:pPr>
+              <w:spacing w:after="40"/>
+            </w:pPr>
+            <w:r>
+              <w:rPr>
+                <w:rFonts w:ascii="Segoe UI" w:hAnsi="Segoe UI"/>
+                <w:sz w:val="19"/>
+              </w:rPr>
+              <w:t>Tag strømmen fra i 10 sekunder, og sæt den til igen. Hjælper det ikke, så giv administratoren besked — boksen husker selv, hvad der gik galt.</w:t>
+            </w:r>
+          </w:p>
+        </w:tc>
+      </w:tr>
+      <w:tr>
+        <w:tc>
+          <w:tcPr>
+            <w:tcW w:type="dxa" w:w="2381"/>
+          </w:tcPr>
+          <w:p>
+            <w:pPr>
+              <w:spacing w:after="40"/>
+            </w:pPr>
+            <w:r>
+              <w:rPr>
+                <w:rFonts w:ascii="Segoe UI" w:hAnsi="Segoe UI"/>
+                <w:sz w:val="19"/>
+              </w:rPr>
+              <w:t>Betjeningssiden viser skanneren som “Ikke fundet”, selv om den sidder i.</w:t>
+            </w:r>
+          </w:p>
+        </w:tc>
+        <w:tc>
+          <w:tcPr>
+            <w:tcW w:type="dxa" w:w="2608"/>
+          </w:tcPr>
+          <w:p>
+            <w:pPr>
+              <w:spacing w:after="40"/>
+            </w:pPr>
+            <w:r>
+              <w:rPr>
+                <w:rFonts w:ascii="Segoe UI" w:hAnsi="Segoe UI"/>
+                <w:sz w:val="19"/>
+              </w:rPr>
+              <w:t>Boksen har endnu ikke åbnet skanneren (tager nogle sekunder efter tilslutning).</w:t>
+            </w:r>
+          </w:p>
+        </w:tc>
+        <w:tc>
+          <w:tcPr>
+            <w:tcW w:type="dxa" w:w="3855"/>
+          </w:tcPr>
+          <w:p>
+            <w:pPr>
+              <w:spacing w:after="40"/>
+            </w:pPr>
+            <w:r>
+              <w:rPr>
+                <w:rFonts w:ascii="Segoe UI" w:hAnsi="Segoe UI"/>
+                <w:sz w:val="19"/>
+              </w:rPr>
+              <w:t>Vent 10 sekunder. Står der stadig “Ikke fundet”, så tag USB-stikket ud og i.</w:t>
+            </w:r>
+          </w:p>
+        </w:tc>
+      </w:tr>
+      <w:tr>
+        <w:tc>
+          <w:tcPr>
+            <w:tcW w:type="dxa" w:w="2381"/>
+            <w:shd w:val="clear" w:color="auto" w:fill="F7FAFC"/>
+          </w:tcPr>
+          <w:p>
+            <w:pPr>
+              <w:spacing w:after="40"/>
+            </w:pPr>
+            <w:r>
+              <w:rPr>
+                <w:rFonts w:ascii="Segoe UI" w:hAnsi="Segoe UI"/>
+                <w:sz w:val="19"/>
+              </w:rPr>
               <w:t>Lampen lyser blåt hele tiden.</w:t>
             </w:r>
           </w:p>
@@ -3907,7 +4766,7 @@
           <w:color w:val="606C80"/>
           <w:sz w:val="18"/>
         </w:rPr>
-        <w:t>Tabel 6. Fejlsituationer, årsager og løsninger.</w:t>
+        <w:t>Tabel 7. Fejlsituationer, årsager og løsninger.</w:t>
       </w:r>
     </w:p>
     <w:p>
@@ -4657,7 +5516,7 @@
           <w:color w:val="606C80"/>
           <w:sz w:val="18"/>
         </w:rPr>
-        <w:t>Tabel 7. Ord, du møder i vejledningen og på betjeningssiden.</w:t>
+        <w:t>Tabel 8. Ord, du møder i vejledningen og på betjeningssiden.</w:t>
       </w:r>
     </w:p>
     <w:p>
@@ -5131,7 +5990,7 @@
         <w:color w:val="606C80"/>
         <w:sz w:val="16"/>
       </w:rPr>
-      <w:t xml:space="preserve">IPR-DOC-001 · Brugermanual · version 1.1   ·   Side </w:t>
+      <w:t xml:space="preserve">IPR-DOC-001 · Brugermanual · version 1.4   ·   Side </w:t>
     </w:r>
     <w:r>
       <w:rPr>

--- a/docs/manuals/Brugermanual_IPR_Pen_Bridge.docx
+++ b/docs/manuals/Brugermanual_IPR_Pen_Bridge.docx
@@ -101,7 +101,7 @@
                 <w:rFonts w:ascii="Segoe UI" w:hAnsi="Segoe UI"/>
                 <w:sz w:val="20"/>
               </w:rPr>
-              <w:t>1.4</w:t>
+              <w:t>1.5</w:t>
             </w:r>
           </w:p>
         </w:tc>
@@ -1902,6 +1902,26 @@
           <w:b/>
           <w:sz w:val="21"/>
         </w:rPr>
+        <w:t xml:space="preserve">Sluk: </w:t>
+      </w:r>
+      <w:r>
+        <w:rPr>
+          <w:rFonts w:ascii="Segoe UI" w:hAnsi="Segoe UI"/>
+          <w:sz w:val="21"/>
+        </w:rPr>
+        <w:t>hold magneten tæt på boksen i 6 sekunder — lampen blinker turkis — og slip. Lampen lyser turkis, mens boksen lukker ned, og slukker efter 10–20 sekunder. Først da må du tage strømmen fra. Se afsnit 5.3.</w:t>
+      </w:r>
+    </w:p>
+    <w:p>
+      <w:pPr>
+        <w:pStyle w:val="ListBullet"/>
+      </w:pPr>
+      <w:r>
+        <w:rPr>
+          <w:rFonts w:ascii="Segoe UI" w:hAnsi="Segoe UI"/>
+          <w:b/>
+          <w:sz w:val="21"/>
+        </w:rPr>
         <w:t xml:space="preserve">Genstart: </w:t>
       </w:r>
       <w:r>
@@ -1909,7 +1929,7 @@
           <w:rFonts w:ascii="Segoe UI" w:hAnsi="Segoe UI"/>
           <w:sz w:val="21"/>
         </w:rPr>
-        <w:t>tag strømmen fra, vent 10 sekunder, og sæt den til igen.</w:t>
+        <w:t>sluk som ovenfor, tag strømmen fra, vent 10 sekunder, og sæt den til igen.</w:t>
       </w:r>
     </w:p>
     <w:p>
@@ -2377,7 +2397,7 @@
       <w:r>
         <w:drawing>
           <wp:inline xmlns:a="http://schemas.openxmlformats.org/drawingml/2006/main" xmlns:pic="http://schemas.openxmlformats.org/drawingml/2006/picture">
-            <wp:extent cx="5616000" cy="4074587"/>
+            <wp:extent cx="5616000" cy="4624238"/>
             <wp:docPr id="3" name="Picture 3"/>
             <wp:cNvGraphicFramePr>
               <a:graphicFrameLocks noChangeAspect="1"/>
@@ -2398,7 +2418,7 @@
                   <pic:spPr>
                     <a:xfrm>
                       <a:off x="0" y="0"/>
-                      <a:ext cx="5616000" cy="4074587"/>
+                      <a:ext cx="5616000" cy="4624238"/>
                     </a:xfrm>
                     <a:prstGeom prst="rect"/>
                   </pic:spPr>
@@ -2948,6 +2968,115 @@
                 <w:rFonts w:ascii="Segoe UI" w:hAnsi="Segoe UI"/>
                 <w:sz w:val="19"/>
               </w:rPr>
+              <w:t>Turkis, hurtigt blink</w:t>
+            </w:r>
+          </w:p>
+        </w:tc>
+        <w:tc>
+          <w:tcPr>
+            <w:tcW w:type="dxa" w:w="3288"/>
+          </w:tcPr>
+          <w:p>
+            <w:pPr>
+              <w:spacing w:after="40"/>
+            </w:pPr>
+            <w:r>
+              <w:rPr>
+                <w:rFonts w:ascii="Segoe UI" w:hAnsi="Segoe UI"/>
+                <w:sz w:val="19"/>
+              </w:rPr>
+              <w:t>Du har holdt magneten i 6 sekunder (sluk).</w:t>
+            </w:r>
+          </w:p>
+        </w:tc>
+        <w:tc>
+          <w:tcPr>
+            <w:tcW w:type="dxa" w:w="3402"/>
+          </w:tcPr>
+          <w:p>
+            <w:pPr>
+              <w:spacing w:after="40"/>
+            </w:pPr>
+            <w:r>
+              <w:rPr>
+                <w:rFonts w:ascii="Segoe UI" w:hAnsi="Segoe UI"/>
+                <w:sz w:val="19"/>
+              </w:rPr>
+              <w:t>Slip for at slukke boksen — eller hold fast, til lampen slukker (20 sekunder), for at fortryde.</w:t>
+            </w:r>
+          </w:p>
+        </w:tc>
+      </w:tr>
+      <w:tr>
+        <w:tc>
+          <w:tcPr>
+            <w:tcW w:type="dxa" w:w="2154"/>
+            <w:shd w:val="clear" w:color="auto" w:fill="F7FAFC"/>
+          </w:tcPr>
+          <w:p>
+            <w:pPr>
+              <w:spacing w:after="40"/>
+            </w:pPr>
+            <w:r>
+              <w:rPr>
+                <w:rFonts w:ascii="Segoe UI" w:hAnsi="Segoe UI"/>
+                <w:sz w:val="19"/>
+              </w:rPr>
+              <w:t>Turkis, konstant</w:t>
+            </w:r>
+          </w:p>
+        </w:tc>
+        <w:tc>
+          <w:tcPr>
+            <w:tcW w:type="dxa" w:w="3288"/>
+            <w:shd w:val="clear" w:color="auto" w:fill="F7FAFC"/>
+          </w:tcPr>
+          <w:p>
+            <w:pPr>
+              <w:spacing w:after="40"/>
+            </w:pPr>
+            <w:r>
+              <w:rPr>
+                <w:rFonts w:ascii="Segoe UI" w:hAnsi="Segoe UI"/>
+                <w:sz w:val="19"/>
+              </w:rPr>
+              <w:t>Boksen lukker ned.</w:t>
+            </w:r>
+          </w:p>
+        </w:tc>
+        <w:tc>
+          <w:tcPr>
+            <w:tcW w:type="dxa" w:w="3402"/>
+            <w:shd w:val="clear" w:color="auto" w:fill="F7FAFC"/>
+          </w:tcPr>
+          <w:p>
+            <w:pPr>
+              <w:spacing w:after="40"/>
+            </w:pPr>
+            <w:r>
+              <w:rPr>
+                <w:rFonts w:ascii="Segoe UI" w:hAnsi="Segoe UI"/>
+                <w:sz w:val="19"/>
+              </w:rPr>
+              <w:t>Vent, til lampen slukker. Så må du tage strømmen fra.</w:t>
+            </w:r>
+          </w:p>
+        </w:tc>
+      </w:tr>
+      <w:tr>
+        <w:tc>
+          <w:tcPr>
+            <w:tcW w:type="dxa" w:w="2154"/>
+          </w:tcPr>
+          <w:p>
+            <w:pPr>
+              <w:spacing w:after="40"/>
+            </w:pPr>
+            <w:r>
+              <w:rPr>
+                <w:rFonts w:ascii="Segoe UI" w:hAnsi="Segoe UI"/>
+                <w:sz w:val="19"/>
+              </w:rPr>
               <w:t>Lilla, hurtigt blink</w:t>
             </w:r>
           </w:p>
@@ -2965,7 +3094,7 @@
                 <w:rFonts w:ascii="Segoe UI" w:hAnsi="Segoe UI"/>
                 <w:sz w:val="19"/>
               </w:rPr>
-              <w:t>Du har holdt magneten i 6 sekunder (skift af tilstand).</w:t>
+              <w:t>Du har holdt magneten i 10 sekunder (skift af tilstand).</w:t>
             </w:r>
           </w:p>
         </w:tc>
@@ -2982,7 +3111,7 @@
                 <w:rFonts w:ascii="Segoe UI" w:hAnsi="Segoe UI"/>
                 <w:sz w:val="19"/>
               </w:rPr>
-              <w:t>Slip kun, hvis administratoren har bedt dig om det — ellers hold fast, til lampen blinker rødt, og fjern så magneten, eller fjern den nu og prøv igen.</w:t>
+              <w:t>Slip kun, hvis administratoren har bedt dig om det — ellers hold fast, til lampen slukker (20 sekunder), og slip så.</w:t>
             </w:r>
           </w:p>
         </w:tc>
@@ -3239,7 +3368,7 @@
           <w:color w:val="606C80"/>
           <w:sz w:val="18"/>
         </w:rPr>
-        <w:t>Figur 4. Kort berøring viser status. 3 sekunder tænder eller slukker opsætningsnetværket. 10 sekunder nulstiller netværksindstillingerne.</w:t>
+        <w:t>Figur 4. Kort berøring viser status. 3 sekunder tænder eller slukker opsætningsnetværket, 6 sekunder slukker boksen. 10 og 15 sekunder er forbeholdt administratoren; 20 sekunder fortryder.</w:t>
       </w:r>
     </w:p>
     <w:tbl>
@@ -3383,13 +3512,51 @@
                 <w:rFonts w:ascii="Segoe UI" w:hAnsi="Segoe UI"/>
                 <w:sz w:val="19"/>
               </w:rPr>
-              <w:t>Hold magneten på plads i 6 sekunder — lampen blinker lilla — og slip</w:t>
+              <w:t>Hold magneten på plads i 6 sekunder — lampen blinker turkis — og slip</w:t>
             </w:r>
           </w:p>
         </w:tc>
         <w:tc>
           <w:tcPr>
             <w:tcW w:type="dxa" w:w="4649"/>
+          </w:tcPr>
+          <w:p>
+            <w:pPr>
+              <w:spacing w:after="40"/>
+            </w:pPr>
+            <w:r>
+              <w:rPr>
+                <w:rFonts w:ascii="Segoe UI" w:hAnsi="Segoe UI"/>
+                <w:sz w:val="19"/>
+              </w:rPr>
+              <w:t>Boksen lukker kontrolleret ned. Lampen lyser turkis, mens det sker, og slukker, når du må tage strømmen fra (10–20 sekunder).</w:t>
+            </w:r>
+          </w:p>
+        </w:tc>
+      </w:tr>
+      <w:tr>
+        <w:tc>
+          <w:tcPr>
+            <w:tcW w:type="dxa" w:w="4195"/>
+            <w:shd w:val="clear" w:color="auto" w:fill="F7FAFC"/>
+          </w:tcPr>
+          <w:p>
+            <w:pPr>
+              <w:spacing w:after="40"/>
+            </w:pPr>
+            <w:r>
+              <w:rPr>
+                <w:rFonts w:ascii="Segoe UI" w:hAnsi="Segoe UI"/>
+                <w:sz w:val="19"/>
+              </w:rPr>
+              <w:t>Hold magneten på plads i 10 sekunder — lampen blinker lilla — og slip</w:t>
+            </w:r>
+          </w:p>
+        </w:tc>
+        <w:tc>
+          <w:tcPr>
+            <w:tcW w:type="dxa" w:w="4649"/>
+            <w:shd w:val="clear" w:color="auto" w:fill="F7FAFC"/>
           </w:tcPr>
           <w:p>
             <w:pPr>
@@ -3409,6 +3576,42 @@
         <w:tc>
           <w:tcPr>
             <w:tcW w:type="dxa" w:w="4195"/>
+          </w:tcPr>
+          <w:p>
+            <w:pPr>
+              <w:spacing w:after="40"/>
+            </w:pPr>
+            <w:r>
+              <w:rPr>
+                <w:rFonts w:ascii="Segoe UI" w:hAnsi="Segoe UI"/>
+                <w:sz w:val="19"/>
+              </w:rPr>
+              <w:t>Hold magneten på plads i 15 sekunder — lampen blinker rødt — og slip</w:t>
+            </w:r>
+          </w:p>
+        </w:tc>
+        <w:tc>
+          <w:tcPr>
+            <w:tcW w:type="dxa" w:w="4649"/>
+          </w:tcPr>
+          <w:p>
+            <w:pPr>
+              <w:spacing w:after="40"/>
+            </w:pPr>
+            <w:r>
+              <w:rPr>
+                <w:rFonts w:ascii="Segoe UI" w:hAnsi="Segoe UI"/>
+                <w:sz w:val="19"/>
+              </w:rPr>
+              <w:t>Alle gemte netværksforbindelser slettes, og boksen genstarter.</w:t>
+            </w:r>
+          </w:p>
+        </w:tc>
+      </w:tr>
+      <w:tr>
+        <w:tc>
+          <w:tcPr>
+            <w:tcW w:type="dxa" w:w="4195"/>
             <w:shd w:val="clear" w:color="auto" w:fill="F7FAFC"/>
           </w:tcPr>
           <w:p>
@@ -3420,7 +3623,7 @@
                 <w:rFonts w:ascii="Segoe UI" w:hAnsi="Segoe UI"/>
                 <w:sz w:val="19"/>
               </w:rPr>
-              <w:t>Hold magneten på plads i 10 sekunder — lampen blinker rødt — og slip</w:t>
+              <w:t>Bliv ved med at holde i 20 sekunder — lampen slukker — og slip</w:t>
             </w:r>
           </w:p>
         </w:tc>
@@ -3438,7 +3641,7 @@
                 <w:rFonts w:ascii="Segoe UI" w:hAnsi="Segoe UI"/>
                 <w:sz w:val="19"/>
               </w:rPr>
-              <w:t>Alle gemte netværksforbindelser slettes, og boksen genstarter.</w:t>
+              <w:t>Ingenting sker. Brug det, hvis du er kommet forbi det trin, du ville have.</w:t>
             </w:r>
           </w:p>
         </w:tc>
@@ -3456,7 +3659,7 @@
           <w:color w:val="606C80"/>
           <w:sz w:val="18"/>
         </w:rPr>
-        <w:t>Tabel 5. Magnetens tre funktioner.</w:t>
+        <w:t>Tabel 5. Magnetens funktioner.</w:t>
       </w:r>
     </w:p>
     <w:p>
@@ -3485,7 +3688,7 @@
           <w:rFonts w:ascii="Segoe UI" w:hAnsi="Segoe UI"/>
           <w:sz w:val="20"/>
         </w:rPr>
-        <w:t>Skiftet efter 6 sekunder og nulstillingen efter 10 sekunder er forbeholdt administratoren. Handlingen udføres først, når du slipper: er du i tvivl, så fjern magneten, mens lampen stadig blinker blåt (under 6 sekunder).</w:t>
+        <w:t>Skiftet efter 10 sekunder og nulstillingen efter 15 sekunder er forbeholdt administratoren. Handlingen udføres først, når du slipper: er du i tvivl, så bliv ved med at holde magneten, til lampen slukker (20 sekunder), og slip så — det fortryder alt.</w:t>
       </w:r>
     </w:p>
     <w:p>
@@ -5990,7 +6193,7 @@
         <w:color w:val="606C80"/>
         <w:sz w:val="16"/>
       </w:rPr>
-      <w:t xml:space="preserve">IPR-DOC-001 · Brugermanual · version 1.4   ·   Side </w:t>
+      <w:t xml:space="preserve">IPR-DOC-001 · Brugermanual · version 1.5   ·   Side </w:t>
     </w:r>
     <w:r>
       <w:rPr>

--- a/docs/manuals/Brugermanual_IPR_Pen_Bridge.docx
+++ b/docs/manuals/Brugermanual_IPR_Pen_Bridge.docx
@@ -101,7 +101,7 @@
                 <w:rFonts w:ascii="Segoe UI" w:hAnsi="Segoe UI"/>
                 <w:sz w:val="20"/>
               </w:rPr>
-              <w:t>1.5</w:t>
+              <w:t>1.6</w:t>
             </w:r>
           </w:p>
         </w:tc>
@@ -2931,7 +2931,7 @@
                 <w:rFonts w:ascii="Segoe UI" w:hAnsi="Segoe UI"/>
                 <w:sz w:val="19"/>
               </w:rPr>
-              <w:t>Opsætningsnetværket er tændt. Lampen bliver ved med at lyse, så længe det er tændt.</w:t>
+              <w:t>Opsætningsnetværket er tændt. Lampen bliver ved med at lyse, så længe det er tændt, og boksen er imens ikke på hjemmenettet.</w:t>
             </w:r>
           </w:p>
         </w:tc>
@@ -2949,7 +2949,7 @@
                 <w:rFonts w:ascii="Segoe UI" w:hAnsi="Segoe UI"/>
                 <w:sz w:val="19"/>
               </w:rPr>
-              <w:t>Slå det fra igen med magneten (3 sekunder), når du er færdig.</w:t>
+              <w:t>Slå det fra igen med magneten (3 sekunder), når du er færdig. Lampen slukker, mens du holder, og blinker blåt efter 3 sekunder.</w:t>
             </w:r>
           </w:p>
         </w:tc>
@@ -3455,7 +3455,7 @@
                 <w:rFonts w:ascii="Segoe UI" w:hAnsi="Segoe UI"/>
                 <w:sz w:val="19"/>
               </w:rPr>
-              <w:t>Lampen viser status i 30 sekunder.</w:t>
+              <w:t>Lampen slukker, mens magneten holdes (så du ved, den er registreret), og viser status i 30 sekunder, når du fjerner den.</w:t>
             </w:r>
           </w:p>
         </w:tc>
@@ -3891,7 +3891,7 @@
                 <w:rFonts w:ascii="Segoe UI" w:hAnsi="Segoe UI"/>
                 <w:sz w:val="19"/>
               </w:rPr>
-              <w:t>Samlet status: er alt klar, eller er der noget, der kræver opmærksomhed.</w:t>
+              <w:t>Samlet status: er alt klar, eller er der noget, der kræver opmærksomhed. Boksen “Enhed” viser tilstand (drift/udvikling), om opsætningsnetværket er tændt, hvilket netværk boksen er på, og om der er registreret fejl.</w:t>
             </w:r>
           </w:p>
         </w:tc>
@@ -6193,7 +6193,7 @@
         <w:color w:val="606C80"/>
         <w:sz w:val="16"/>
       </w:rPr>
-      <w:t xml:space="preserve">IPR-DOC-001 · Brugermanual · version 1.5   ·   Side </w:t>
+      <w:t xml:space="preserve">IPR-DOC-001 · Brugermanual · version 1.6   ·   Side </w:t>
     </w:r>
     <w:r>
       <w:rPr>

--- a/docs/manuals/Brugermanual_IPR_Pen_Bridge.docx
+++ b/docs/manuals/Brugermanual_IPR_Pen_Bridge.docx
@@ -101,7 +101,7 @@
                 <w:rFonts w:ascii="Segoe UI" w:hAnsi="Segoe UI"/>
                 <w:sz w:val="20"/>
               </w:rPr>
-              <w:t>1.6</w:t>
+              <w:t>1.7</w:t>
             </w:r>
           </w:p>
         </w:tc>
@@ -1909,7 +1909,7 @@
           <w:rFonts w:ascii="Segoe UI" w:hAnsi="Segoe UI"/>
           <w:sz w:val="21"/>
         </w:rPr>
-        <w:t>hold magneten tæt på boksen i 6 sekunder — lampen blinker turkis — og slip. Lampen lyser turkis, mens boksen lukker ned, og slukker efter 10–20 sekunder. Først da må du tage strømmen fra. Se afsnit 5.3.</w:t>
+        <w:t>hold magneten tæt på boksen i 6 sekunder — lampen blinker hvid — og slip. Lampen lyser hvid, mens boksen lukker ned, og slukker efter 10–20 sekunder. Først da må du tage strømmen fra. Se afsnit 5.3.</w:t>
       </w:r>
     </w:p>
     <w:p>
@@ -2968,7 +2968,7 @@
                 <w:rFonts w:ascii="Segoe UI" w:hAnsi="Segoe UI"/>
                 <w:sz w:val="19"/>
               </w:rPr>
-              <w:t>Turkis, hurtigt blink</w:t>
+              <w:t>Hvid, hurtigt blink — mens du holder magneten</w:t>
             </w:r>
           </w:p>
         </w:tc>
@@ -2985,7 +2985,7 @@
                 <w:rFonts w:ascii="Segoe UI" w:hAnsi="Segoe UI"/>
                 <w:sz w:val="19"/>
               </w:rPr>
-              <w:t>Du har holdt magneten i 6 sekunder (sluk).</w:t>
+              <w:t>Du har holdt magneten i 6 sekunder (sluk). Hvid betyder altid: boksen starter eller slukker.</w:t>
             </w:r>
           </w:p>
         </w:tc>
@@ -3022,7 +3022,7 @@
                 <w:rFonts w:ascii="Segoe UI" w:hAnsi="Segoe UI"/>
                 <w:sz w:val="19"/>
               </w:rPr>
-              <w:t>Turkis, konstant</w:t>
+              <w:t>Hvid, konstant — efter du slap magneten</w:t>
             </w:r>
           </w:p>
         </w:tc>
@@ -3512,7 +3512,7 @@
                 <w:rFonts w:ascii="Segoe UI" w:hAnsi="Segoe UI"/>
                 <w:sz w:val="19"/>
               </w:rPr>
-              <w:t>Hold magneten på plads i 6 sekunder — lampen blinker turkis — og slip</w:t>
+              <w:t>Hold magneten på plads i 6 sekunder — lampen blinker hvid — og slip</w:t>
             </w:r>
           </w:p>
         </w:tc>
@@ -3529,7 +3529,7 @@
                 <w:rFonts w:ascii="Segoe UI" w:hAnsi="Segoe UI"/>
                 <w:sz w:val="19"/>
               </w:rPr>
-              <w:t>Boksen lukker kontrolleret ned. Lampen lyser turkis, mens det sker, og slukker, når du må tage strømmen fra (10–20 sekunder).</w:t>
+              <w:t>Boksen lukker kontrolleret ned. Lampen lyser hvid, mens det sker, og slukker, når du må tage strømmen fra (10–20 sekunder).</w:t>
             </w:r>
           </w:p>
         </w:tc>
@@ -6193,7 +6193,7 @@
         <w:color w:val="606C80"/>
         <w:sz w:val="16"/>
       </w:rPr>
-      <w:t xml:space="preserve">IPR-DOC-001 · Brugermanual · version 1.6   ·   Side </w:t>
+      <w:t xml:space="preserve">IPR-DOC-001 · Brugermanual · version 1.7   ·   Side </w:t>
     </w:r>
     <w:r>
       <w:rPr>

--- a/docs/manuals/Brugermanual_IPR_Pen_Bridge.docx
+++ b/docs/manuals/Brugermanual_IPR_Pen_Bridge.docx
@@ -101,7 +101,7 @@
                 <w:rFonts w:ascii="Segoe UI" w:hAnsi="Segoe UI"/>
                 <w:sz w:val="20"/>
               </w:rPr>
-              <w:t>1.7</w:t>
+              <w:t>1.8</w:t>
             </w:r>
           </w:p>
         </w:tc>
@@ -2859,7 +2859,7 @@
                 <w:rFonts w:ascii="Segoe UI" w:hAnsi="Segoe UI"/>
                 <w:sz w:val="19"/>
               </w:rPr>
-              <w:t>Blå, hurtigt blink</w:t>
+              <w:t>Blå, konstant — mens du holder magneten</w:t>
             </w:r>
           </w:p>
         </w:tc>
@@ -2876,13 +2876,69 @@
                 <w:rFonts w:ascii="Segoe UI" w:hAnsi="Segoe UI"/>
                 <w:sz w:val="19"/>
               </w:rPr>
-              <w:t>Opsætningsnetværket er ved at blive tændt eller slukket (du har holdt magneten i 3 sekunder).</w:t>
+              <w:t>Du har holdt magneten i 3 sekunder (opsætningsnetværk).</w:t>
             </w:r>
           </w:p>
         </w:tc>
         <w:tc>
           <w:tcPr>
             <w:tcW w:type="dxa" w:w="3402"/>
+          </w:tcPr>
+          <w:p>
+            <w:pPr>
+              <w:spacing w:after="40"/>
+            </w:pPr>
+            <w:r>
+              <w:rPr>
+                <w:rFonts w:ascii="Segoe UI" w:hAnsi="Segoe UI"/>
+                <w:sz w:val="19"/>
+              </w:rPr>
+              <w:t>Slip for at tænde eller slukke opsætningsnetværket.</w:t>
+            </w:r>
+          </w:p>
+        </w:tc>
+      </w:tr>
+      <w:tr>
+        <w:tc>
+          <w:tcPr>
+            <w:tcW w:type="dxa" w:w="2154"/>
+            <w:shd w:val="clear" w:color="auto" w:fill="F7FAFC"/>
+          </w:tcPr>
+          <w:p>
+            <w:pPr>
+              <w:spacing w:after="40"/>
+            </w:pPr>
+            <w:r>
+              <w:rPr>
+                <w:rFonts w:ascii="Segoe UI" w:hAnsi="Segoe UI"/>
+                <w:sz w:val="19"/>
+              </w:rPr>
+              <w:t>Blå, hurtigt blink</w:t>
+            </w:r>
+          </w:p>
+        </w:tc>
+        <w:tc>
+          <w:tcPr>
+            <w:tcW w:type="dxa" w:w="3288"/>
+            <w:shd w:val="clear" w:color="auto" w:fill="F7FAFC"/>
+          </w:tcPr>
+          <w:p>
+            <w:pPr>
+              <w:spacing w:after="40"/>
+            </w:pPr>
+            <w:r>
+              <w:rPr>
+                <w:rFonts w:ascii="Segoe UI" w:hAnsi="Segoe UI"/>
+                <w:sz w:val="19"/>
+              </w:rPr>
+              <w:t>Opsætningsnetværket er ved at blive tændt eller slukket.</w:t>
+            </w:r>
+          </w:p>
+        </w:tc>
+        <w:tc>
+          <w:tcPr>
+            <w:tcW w:type="dxa" w:w="3402"/>
+            <w:shd w:val="clear" w:color="auto" w:fill="F7FAFC"/>
           </w:tcPr>
           <w:p>
             <w:pPr>
@@ -2902,7 +2958,6 @@
         <w:tc>
           <w:tcPr>
             <w:tcW w:type="dxa" w:w="2154"/>
-            <w:shd w:val="clear" w:color="auto" w:fill="F7FAFC"/>
           </w:tcPr>
           <w:p>
             <w:pPr>
@@ -2920,7 +2975,6 @@
         <w:tc>
           <w:tcPr>
             <w:tcW w:type="dxa" w:w="3288"/>
-            <w:shd w:val="clear" w:color="auto" w:fill="F7FAFC"/>
           </w:tcPr>
           <w:p>
             <w:pPr>
@@ -2938,7 +2992,6 @@
         <w:tc>
           <w:tcPr>
             <w:tcW w:type="dxa" w:w="3402"/>
-            <w:shd w:val="clear" w:color="auto" w:fill="F7FAFC"/>
           </w:tcPr>
           <w:p>
             <w:pPr>
@@ -2958,6 +3011,7 @@
         <w:tc>
           <w:tcPr>
             <w:tcW w:type="dxa" w:w="2154"/>
+            <w:shd w:val="clear" w:color="auto" w:fill="F7FAFC"/>
           </w:tcPr>
           <w:p>
             <w:pPr>
@@ -2968,13 +3022,14 @@
                 <w:rFonts w:ascii="Segoe UI" w:hAnsi="Segoe UI"/>
                 <w:sz w:val="19"/>
               </w:rPr>
-              <w:t>Hvid, hurtigt blink — mens du holder magneten</w:t>
+              <w:t>Hvid, konstant — mens du holder magneten</w:t>
             </w:r>
           </w:p>
         </w:tc>
         <w:tc>
           <w:tcPr>
             <w:tcW w:type="dxa" w:w="3288"/>
+            <w:shd w:val="clear" w:color="auto" w:fill="F7FAFC"/>
           </w:tcPr>
           <w:p>
             <w:pPr>
@@ -2992,6 +3047,7 @@
         <w:tc>
           <w:tcPr>
             <w:tcW w:type="dxa" w:w="3402"/>
+            <w:shd w:val="clear" w:color="auto" w:fill="F7FAFC"/>
           </w:tcPr>
           <w:p>
             <w:pPr>
@@ -3011,7 +3067,6 @@
         <w:tc>
           <w:tcPr>
             <w:tcW w:type="dxa" w:w="2154"/>
-            <w:shd w:val="clear" w:color="auto" w:fill="F7FAFC"/>
           </w:tcPr>
           <w:p>
             <w:pPr>
@@ -3029,7 +3084,6 @@
         <w:tc>
           <w:tcPr>
             <w:tcW w:type="dxa" w:w="3288"/>
-            <w:shd w:val="clear" w:color="auto" w:fill="F7FAFC"/>
           </w:tcPr>
           <w:p>
             <w:pPr>
@@ -3047,7 +3101,6 @@
         <w:tc>
           <w:tcPr>
             <w:tcW w:type="dxa" w:w="3402"/>
-            <w:shd w:val="clear" w:color="auto" w:fill="F7FAFC"/>
           </w:tcPr>
           <w:p>
             <w:pPr>
@@ -3067,6 +3120,7 @@
         <w:tc>
           <w:tcPr>
             <w:tcW w:type="dxa" w:w="2154"/>
+            <w:shd w:val="clear" w:color="auto" w:fill="F7FAFC"/>
           </w:tcPr>
           <w:p>
             <w:pPr>
@@ -3077,13 +3131,14 @@
                 <w:rFonts w:ascii="Segoe UI" w:hAnsi="Segoe UI"/>
                 <w:sz w:val="19"/>
               </w:rPr>
-              <w:t>Lilla, hurtigt blink</w:t>
+              <w:t>Lilla, konstant — mens du holder magneten</w:t>
             </w:r>
           </w:p>
         </w:tc>
         <w:tc>
           <w:tcPr>
             <w:tcW w:type="dxa" w:w="3288"/>
+            <w:shd w:val="clear" w:color="auto" w:fill="F7FAFC"/>
           </w:tcPr>
           <w:p>
             <w:pPr>
@@ -3101,6 +3156,7 @@
         <w:tc>
           <w:tcPr>
             <w:tcW w:type="dxa" w:w="3402"/>
+            <w:shd w:val="clear" w:color="auto" w:fill="F7FAFC"/>
           </w:tcPr>
           <w:p>
             <w:pPr>
@@ -3120,7 +3176,6 @@
         <w:tc>
           <w:tcPr>
             <w:tcW w:type="dxa" w:w="2154"/>
-            <w:shd w:val="clear" w:color="auto" w:fill="F7FAFC"/>
           </w:tcPr>
           <w:p>
             <w:pPr>
@@ -3138,7 +3193,6 @@
         <w:tc>
           <w:tcPr>
             <w:tcW w:type="dxa" w:w="3288"/>
-            <w:shd w:val="clear" w:color="auto" w:fill="F7FAFC"/>
           </w:tcPr>
           <w:p>
             <w:pPr>
@@ -3156,7 +3210,6 @@
         <w:tc>
           <w:tcPr>
             <w:tcW w:type="dxa" w:w="3402"/>
-            <w:shd w:val="clear" w:color="auto" w:fill="F7FAFC"/>
           </w:tcPr>
           <w:p>
             <w:pPr>
@@ -3176,6 +3229,7 @@
         <w:tc>
           <w:tcPr>
             <w:tcW w:type="dxa" w:w="2154"/>
+            <w:shd w:val="clear" w:color="auto" w:fill="F7FAFC"/>
           </w:tcPr>
           <w:p>
             <w:pPr>
@@ -3193,6 +3247,7 @@
         <w:tc>
           <w:tcPr>
             <w:tcW w:type="dxa" w:w="3288"/>
+            <w:shd w:val="clear" w:color="auto" w:fill="F7FAFC"/>
           </w:tcPr>
           <w:p>
             <w:pPr>
@@ -3210,6 +3265,7 @@
         <w:tc>
           <w:tcPr>
             <w:tcW w:type="dxa" w:w="3402"/>
+            <w:shd w:val="clear" w:color="auto" w:fill="F7FAFC"/>
           </w:tcPr>
           <w:p>
             <w:pPr>
@@ -3229,7 +3285,6 @@
         <w:tc>
           <w:tcPr>
             <w:tcW w:type="dxa" w:w="2154"/>
-            <w:shd w:val="clear" w:color="auto" w:fill="F7FAFC"/>
           </w:tcPr>
           <w:p>
             <w:pPr>
@@ -3247,7 +3302,6 @@
         <w:tc>
           <w:tcPr>
             <w:tcW w:type="dxa" w:w="3288"/>
-            <w:shd w:val="clear" w:color="auto" w:fill="F7FAFC"/>
           </w:tcPr>
           <w:p>
             <w:pPr>
@@ -3265,7 +3319,6 @@
         <w:tc>
           <w:tcPr>
             <w:tcW w:type="dxa" w:w="3402"/>
-            <w:shd w:val="clear" w:color="auto" w:fill="F7FAFC"/>
           </w:tcPr>
           <w:p>
             <w:pPr>
@@ -3313,7 +3366,7 @@
           <w:i w:val="0"/>
           <w:sz w:val="21"/>
         </w:rPr>
-        <w:t>Magneten er boksens eneste betjeningsknap. Hvor længe du holder den tæt på boksen, bestemmer hvad der sker. Den virker når som helst, når boksen er færdig med at starte op — også midt i det daglige arbejde.</w:t>
+        <w:t>Magneten er boksens eneste betjeningsknap. Hvor længe du holder den tæt på boksen, bestemmer hvad der sker. Den virker når som helst, når boksen er færdig med at starte op — også midt i det daglige arbejde. Mens du holder, er lampen først mørk og skifter derefter til én fast farve pr. trin — blå, hvid, lilla, rød — med et kort mørkt blink ved hvert skift, så du kan tælle trinnene. Slip, når lampen har den farve, du vil have.</w:t>
       </w:r>
     </w:p>
     <w:p>
@@ -3475,7 +3528,7 @@
                 <w:rFonts w:ascii="Segoe UI" w:hAnsi="Segoe UI"/>
                 <w:sz w:val="19"/>
               </w:rPr>
-              <w:t>Hold magneten på plads i 3 sekunder — lampen blinker blåt — og slip</w:t>
+              <w:t>Hold magneten på plads i 3 sekunder — lampen lyser blåt — og slip</w:t>
             </w:r>
           </w:p>
         </w:tc>
@@ -3493,7 +3546,7 @@
                 <w:rFonts w:ascii="Segoe UI" w:hAnsi="Segoe UI"/>
                 <w:sz w:val="19"/>
               </w:rPr>
-              <w:t>Opsætningsnetværket tændes: lampen blinker blåt, mens det starter, og lyser derefter konstant blåt. Var det allerede tændt, slukkes det, og lampen viser status igen.</w:t>
+              <w:t>Opsætningsnetværket tændes: lampen lyser blåt, mens det starter, og lyser derefter konstant blåt. Var det allerede tændt, slukkes det, og lampen viser status igen.</w:t>
             </w:r>
           </w:p>
         </w:tc>
@@ -3512,7 +3565,7 @@
                 <w:rFonts w:ascii="Segoe UI" w:hAnsi="Segoe UI"/>
                 <w:sz w:val="19"/>
               </w:rPr>
-              <w:t>Hold magneten på plads i 6 sekunder — lampen blinker hvid — og slip</w:t>
+              <w:t>Hold magneten på plads i 6 sekunder — lampen lyser hvidt — og slip</w:t>
             </w:r>
           </w:p>
         </w:tc>
@@ -3549,7 +3602,7 @@
                 <w:rFonts w:ascii="Segoe UI" w:hAnsi="Segoe UI"/>
                 <w:sz w:val="19"/>
               </w:rPr>
-              <w:t>Hold magneten på plads i 10 sekunder — lampen blinker lilla — og slip</w:t>
+              <w:t>Hold magneten på plads i 10 sekunder — lampen lyser lilla — og slip</w:t>
             </w:r>
           </w:p>
         </w:tc>
@@ -3586,7 +3639,7 @@
                 <w:rFonts w:ascii="Segoe UI" w:hAnsi="Segoe UI"/>
                 <w:sz w:val="19"/>
               </w:rPr>
-              <w:t>Hold magneten på plads i 15 sekunder — lampen blinker rødt — og slip</w:t>
+              <w:t>Hold magneten på plads i 15 sekunder — lampen lyser rødt — og slip</w:t>
             </w:r>
           </w:p>
         </w:tc>
@@ -6193,7 +6246,7 @@
         <w:color w:val="606C80"/>
         <w:sz w:val="16"/>
       </w:rPr>
-      <w:t xml:space="preserve">IPR-DOC-001 · Brugermanual · version 1.7   ·   Side </w:t>
+      <w:t xml:space="preserve">IPR-DOC-001 · Brugermanual · version 1.8   ·   Side </w:t>
     </w:r>
     <w:r>
       <w:rPr>

--- a/docs/manuals/Brugermanual_IPR_Pen_Bridge.docx
+++ b/docs/manuals/Brugermanual_IPR_Pen_Bridge.docx
@@ -101,7 +101,7 @@
                 <w:rFonts w:ascii="Segoe UI" w:hAnsi="Segoe UI"/>
                 <w:sz w:val="20"/>
               </w:rPr>
-              <w:t>1.8</w:t>
+              <w:t>1.9</w:t>
             </w:r>
           </w:p>
         </w:tc>
@@ -132,7 +132,7 @@
                 <w:rFonts w:ascii="Segoe UI" w:hAnsi="Segoe UI"/>
                 <w:sz w:val="20"/>
               </w:rPr>
-              <w:t>13. september 2026</w:t>
+              <w:t>17. september 2026</w:t>
             </w:r>
           </w:p>
         </w:tc>
@@ -3745,6 +3745,407 @@
       </w:r>
     </w:p>
     <w:p>
+      <w:pPr>
+        <w:pStyle w:val="Heading2"/>
+      </w:pPr>
+      <w:r>
+        <w:t>5.4 Displayet</w:t>
+      </w:r>
+    </w:p>
+    <w:p>
+      <w:r>
+        <w:rPr>
+          <w:rFonts w:ascii="Segoe UI" w:hAnsi="Segoe UI"/>
+          <w:b w:val="0"/>
+          <w:i w:val="0"/>
+          <w:sz w:val="21"/>
+        </w:rPr>
+        <w:t>Nogle bokse har et lille display ved siden af lampen. Det viser det samme som lampen — men med ord. Displayet er slukket, når der ikke sker noget; hold magneten kort tæt på, så viser det status i 30 sekunder. Det tænder også af sig selv, når noget ændrer sig (PC'en forbinder, pennen sættes i eller tages ud, netværket forsvinder), mens en skanning sendes, så længe opsætningsnetværket er tændt, og mens du holder magneten — så kan du se, hvad der sker, når du slipper.</w:t>
+      </w:r>
+    </w:p>
+    <w:p>
+      <w:pPr>
+        <w:spacing w:before="160" w:after="40"/>
+        <w:jc w:val="center"/>
+      </w:pPr>
+      <w:r>
+        <w:drawing>
+          <wp:inline xmlns:a="http://schemas.openxmlformats.org/drawingml/2006/main" xmlns:pic="http://schemas.openxmlformats.org/drawingml/2006/picture">
+            <wp:extent cx="5616000" cy="4283089"/>
+            <wp:docPr id="5" name="Picture 5"/>
+            <wp:cNvGraphicFramePr>
+              <a:graphicFrameLocks noChangeAspect="1"/>
+            </wp:cNvGraphicFramePr>
+            <a:graphic>
+              <a:graphicData uri="http://schemas.openxmlformats.org/drawingml/2006/picture">
+                <pic:pic>
+                  <pic:nvPicPr>
+                    <pic:cNvPr id="0" name="fig13_display.png"/>
+                    <pic:cNvPicPr/>
+                  </pic:nvPicPr>
+                  <pic:blipFill>
+                    <a:blip r:embed="rId14"/>
+                    <a:stretch>
+                      <a:fillRect/>
+                    </a:stretch>
+                  </pic:blipFill>
+                  <pic:spPr>
+                    <a:xfrm>
+                      <a:off x="0" y="0"/>
+                      <a:ext cx="5616000" cy="4283089"/>
+                    </a:xfrm>
+                    <a:prstGeom prst="rect"/>
+                  </pic:spPr>
+                </pic:pic>
+              </a:graphicData>
+            </a:graphic>
+          </wp:inline>
+        </w:drawing>
+      </w:r>
+    </w:p>
+    <w:p>
+      <w:pPr>
+        <w:spacing w:before="60" w:after="240"/>
+        <w:jc w:val="center"/>
+      </w:pPr>
+      <w:r>
+        <w:rPr>
+          <w:rFonts w:ascii="Segoe UI" w:hAnsi="Segoe UI"/>
+          <w:i/>
+          <w:color w:val="606C80"/>
+          <w:sz w:val="18"/>
+        </w:rPr>
+        <w:t>Figur 5. Den gule bjælke øverst siger, hvilken tilstand boksen er i; linjerne nedenunder forklarer. Lange navne ruller langsomt hen over linjen.</w:t>
+      </w:r>
+    </w:p>
+    <w:tbl>
+      <w:tblPr>
+        <w:tblStyle w:val="TableGrid"/>
+        <w:tblW w:type="auto" w:w="0"/>
+        <w:jc w:val="center"/>
+        <w:tblLook w:firstColumn="1" w:firstRow="1" w:lastColumn="0" w:lastRow="0" w:noHBand="0" w:noVBand="1" w:val="04A0"/>
+      </w:tblPr>
+      <w:tblGrid>
+        <w:gridCol w:w="4592"/>
+        <w:gridCol w:w="4592"/>
+      </w:tblGrid>
+      <w:tr>
+        <w:tc>
+          <w:tcPr>
+            <w:tcW w:type="dxa" w:w="2835"/>
+            <w:shd w:val="clear" w:color="auto" w:fill="2B6CB0"/>
+          </w:tcPr>
+          <w:p>
+            <w:pPr>
+              <w:spacing w:after="40"/>
+            </w:pPr>
+            <w:r>
+              <w:rPr>
+                <w:rFonts w:ascii="Segoe UI" w:hAnsi="Segoe UI"/>
+                <w:b/>
+                <w:color w:val="FFFFFF"/>
+                <w:sz w:val="19"/>
+              </w:rPr>
+              <w:t>Øverste linje</w:t>
+            </w:r>
+          </w:p>
+        </w:tc>
+        <w:tc>
+          <w:tcPr>
+            <w:tcW w:type="dxa" w:w="6009"/>
+            <w:shd w:val="clear" w:color="auto" w:fill="2B6CB0"/>
+          </w:tcPr>
+          <w:p>
+            <w:pPr>
+              <w:spacing w:after="40"/>
+            </w:pPr>
+            <w:r>
+              <w:rPr>
+                <w:rFonts w:ascii="Segoe UI" w:hAnsi="Segoe UI"/>
+                <w:b/>
+                <w:color w:val="FFFFFF"/>
+                <w:sz w:val="19"/>
+              </w:rPr>
+              <w:t>Betydning</w:t>
+            </w:r>
+          </w:p>
+        </w:tc>
+      </w:tr>
+      <w:tr>
+        <w:tc>
+          <w:tcPr>
+            <w:tcW w:type="dxa" w:w="2835"/>
+          </w:tcPr>
+          <w:p>
+            <w:pPr>
+              <w:spacing w:after="40"/>
+            </w:pPr>
+            <w:r>
+              <w:rPr>
+                <w:rFonts w:ascii="Segoe UI" w:hAnsi="Segoe UI"/>
+                <w:sz w:val="19"/>
+              </w:rPr>
+              <w:t>STARTING…</w:t>
+            </w:r>
+          </w:p>
+        </w:tc>
+        <w:tc>
+          <w:tcPr>
+            <w:tcW w:type="dxa" w:w="6009"/>
+          </w:tcPr>
+          <w:p>
+            <w:pPr>
+              <w:spacing w:after="40"/>
+            </w:pPr>
+            <w:r>
+              <w:rPr>
+                <w:rFonts w:ascii="Segoe UI" w:hAnsi="Segoe UI"/>
+                <w:sz w:val="19"/>
+              </w:rPr>
+              <w:t>Boksen starter. De tre linjer får et flueben, efterhånden som tjenesterne kommer op.</w:t>
+            </w:r>
+          </w:p>
+        </w:tc>
+      </w:tr>
+      <w:tr>
+        <w:tc>
+          <w:tcPr>
+            <w:tcW w:type="dxa" w:w="2835"/>
+            <w:shd w:val="clear" w:color="auto" w:fill="F7FAFC"/>
+          </w:tcPr>
+          <w:p>
+            <w:pPr>
+              <w:spacing w:after="40"/>
+            </w:pPr>
+            <w:r>
+              <w:rPr>
+                <w:rFonts w:ascii="Segoe UI" w:hAnsi="Segoe UI"/>
+                <w:sz w:val="19"/>
+              </w:rPr>
+              <w:t>READY</w:t>
+            </w:r>
+          </w:p>
+        </w:tc>
+        <w:tc>
+          <w:tcPr>
+            <w:tcW w:type="dxa" w:w="6009"/>
+            <w:shd w:val="clear" w:color="auto" w:fill="F7FAFC"/>
+          </w:tcPr>
+          <w:p>
+            <w:pPr>
+              <w:spacing w:after="40"/>
+            </w:pPr>
+            <w:r>
+              <w:rPr>
+                <w:rFonts w:ascii="Segoe UI" w:hAnsi="Segoe UI"/>
+                <w:sz w:val="19"/>
+              </w:rPr>
+              <w:t>Alt er i orden. Linjerne viser PC'ens navn, pennen og netværket.</w:t>
+            </w:r>
+          </w:p>
+        </w:tc>
+      </w:tr>
+      <w:tr>
+        <w:tc>
+          <w:tcPr>
+            <w:tcW w:type="dxa" w:w="2835"/>
+          </w:tcPr>
+          <w:p>
+            <w:pPr>
+              <w:spacing w:after="40"/>
+            </w:pPr>
+            <w:r>
+              <w:rPr>
+                <w:rFonts w:ascii="Segoe UI" w:hAnsi="Segoe UI"/>
+                <w:sz w:val="19"/>
+              </w:rPr>
+              <w:t>PROBLEM</w:t>
+            </w:r>
+          </w:p>
+        </w:tc>
+        <w:tc>
+          <w:tcPr>
+            <w:tcW w:type="dxa" w:w="6009"/>
+          </w:tcPr>
+          <w:p>
+            <w:pPr>
+              <w:spacing w:after="40"/>
+            </w:pPr>
+            <w:r>
+              <w:rPr>
+                <w:rFonts w:ascii="Segoe UI" w:hAnsi="Segoe UI"/>
+                <w:sz w:val="19"/>
+              </w:rPr>
+              <w:t>En linje har et ✗ og siger, hvad der er galt: intet netværk, pennens USB-port slået fra, en tjeneste stoppet.</w:t>
+            </w:r>
+          </w:p>
+        </w:tc>
+      </w:tr>
+      <w:tr>
+        <w:tc>
+          <w:tcPr>
+            <w:tcW w:type="dxa" w:w="2835"/>
+            <w:shd w:val="clear" w:color="auto" w:fill="F7FAFC"/>
+          </w:tcPr>
+          <w:p>
+            <w:pPr>
+              <w:spacing w:after="40"/>
+            </w:pPr>
+            <w:r>
+              <w:rPr>
+                <w:rFonts w:ascii="Segoe UI" w:hAnsi="Segoe UI"/>
+                <w:sz w:val="19"/>
+              </w:rPr>
+              <w:t>SENDING… / SENT ✓ / SEND FAILED</w:t>
+            </w:r>
+          </w:p>
+        </w:tc>
+        <w:tc>
+          <w:tcPr>
+            <w:tcW w:type="dxa" w:w="6009"/>
+            <w:shd w:val="clear" w:color="auto" w:fill="F7FAFC"/>
+          </w:tcPr>
+          <w:p>
+            <w:pPr>
+              <w:spacing w:after="40"/>
+            </w:pPr>
+            <w:r>
+              <w:rPr>
+                <w:rFonts w:ascii="Segoe UI" w:hAnsi="Segoe UI"/>
+                <w:sz w:val="19"/>
+              </w:rPr>
+              <w:t>En skanning skrives ind i PC'en, blev skrevet ind, eller kunne ikke (teksten bliver liggende på pennen).</w:t>
+            </w:r>
+          </w:p>
+        </w:tc>
+      </w:tr>
+      <w:tr>
+        <w:tc>
+          <w:tcPr>
+            <w:tcW w:type="dxa" w:w="2835"/>
+          </w:tcPr>
+          <w:p>
+            <w:pPr>
+              <w:spacing w:after="40"/>
+            </w:pPr>
+            <w:r>
+              <w:rPr>
+                <w:rFonts w:ascii="Segoe UI" w:hAnsi="Segoe UI"/>
+                <w:sz w:val="19"/>
+              </w:rPr>
+              <w:t>HOLD… / RELEASE → …</w:t>
+            </w:r>
+          </w:p>
+        </w:tc>
+        <w:tc>
+          <w:tcPr>
+            <w:tcW w:type="dxa" w:w="6009"/>
+          </w:tcPr>
+          <w:p>
+            <w:pPr>
+              <w:spacing w:after="40"/>
+            </w:pPr>
+            <w:r>
+              <w:rPr>
+                <w:rFonts w:ascii="Segoe UI" w:hAnsi="Segoe UI"/>
+                <w:sz w:val="19"/>
+              </w:rPr>
+              <w:t>Du holder magneten: den markerede linje er det, der sker, når du slipper.</w:t>
+            </w:r>
+          </w:p>
+        </w:tc>
+      </w:tr>
+      <w:tr>
+        <w:tc>
+          <w:tcPr>
+            <w:tcW w:type="dxa" w:w="2835"/>
+            <w:shd w:val="clear" w:color="auto" w:fill="F7FAFC"/>
+          </w:tcPr>
+          <w:p>
+            <w:pPr>
+              <w:spacing w:after="40"/>
+            </w:pPr>
+            <w:r>
+              <w:rPr>
+                <w:rFonts w:ascii="Segoe UI" w:hAnsi="Segoe UI"/>
+                <w:sz w:val="19"/>
+              </w:rPr>
+              <w:t>SETUP MODE</w:t>
+            </w:r>
+          </w:p>
+        </w:tc>
+        <w:tc>
+          <w:tcPr>
+            <w:tcW w:type="dxa" w:w="6009"/>
+            <w:shd w:val="clear" w:color="auto" w:fill="F7FAFC"/>
+          </w:tcPr>
+          <w:p>
+            <w:pPr>
+              <w:spacing w:after="40"/>
+            </w:pPr>
+            <w:r>
+              <w:rPr>
+                <w:rFonts w:ascii="Segoe UI" w:hAnsi="Segoe UI"/>
+                <w:sz w:val="19"/>
+              </w:rPr>
+              <w:t>Opsætningsnetværket er tændt. Displayet viser netværkets navn og adressen, du skal åbne.</w:t>
+            </w:r>
+          </w:p>
+        </w:tc>
+      </w:tr>
+      <w:tr>
+        <w:tc>
+          <w:tcPr>
+            <w:tcW w:type="dxa" w:w="2835"/>
+          </w:tcPr>
+          <w:p>
+            <w:pPr>
+              <w:spacing w:after="40"/>
+            </w:pPr>
+            <w:r>
+              <w:rPr>
+                <w:rFonts w:ascii="Segoe UI" w:hAnsi="Segoe UI"/>
+                <w:sz w:val="19"/>
+              </w:rPr>
+              <w:t>SHUTTING DOWN</w:t>
+            </w:r>
+          </w:p>
+        </w:tc>
+        <w:tc>
+          <w:tcPr>
+            <w:tcW w:type="dxa" w:w="6009"/>
+          </w:tcPr>
+          <w:p>
+            <w:pPr>
+              <w:spacing w:after="40"/>
+            </w:pPr>
+            <w:r>
+              <w:rPr>
+                <w:rFonts w:ascii="Segoe UI" w:hAnsi="Segoe UI"/>
+                <w:sz w:val="19"/>
+              </w:rPr>
+              <w:t>Vent, til både lampen og displayet er slukket, før du tager strømmen fra.</w:t>
+            </w:r>
+          </w:p>
+        </w:tc>
+      </w:tr>
+    </w:tbl>
+    <w:p>
+      <w:pPr>
+        <w:spacing w:before="60" w:after="240"/>
+        <w:jc w:val="center"/>
+      </w:pPr>
+      <w:r>
+        <w:rPr>
+          <w:rFonts w:ascii="Segoe UI" w:hAnsi="Segoe UI"/>
+          <w:i/>
+          <w:color w:val="606C80"/>
+          <w:sz w:val="18"/>
+        </w:rPr>
+        <w:t>Tabel 6. Displayets øverste linje oversat til handling.</w:t>
+      </w:r>
+    </w:p>
+    <w:p>
       <w:r>
         <w:br w:type="page"/>
       </w:r>
@@ -3806,7 +4207,7 @@
         <w:drawing>
           <wp:inline xmlns:a="http://schemas.openxmlformats.org/drawingml/2006/main" xmlns:pic="http://schemas.openxmlformats.org/drawingml/2006/picture">
             <wp:extent cx="5616000" cy="3276000"/>
-            <wp:docPr id="5" name="Picture 5"/>
+            <wp:docPr id="6" name="Picture 6"/>
             <wp:cNvGraphicFramePr>
               <a:graphicFrameLocks noChangeAspect="1"/>
             </wp:cNvGraphicFramePr>
@@ -3818,7 +4219,7 @@
                     <pic:cNvPicPr/>
                   </pic:nvPicPr>
                   <pic:blipFill>
-                    <a:blip r:embed="rId14"/>
+                    <a:blip r:embed="rId15"/>
                     <a:stretch>
                       <a:fillRect/>
                     </a:stretch>
@@ -3849,7 +4250,7 @@
           <w:color w:val="606C80"/>
           <w:sz w:val="18"/>
         </w:rPr>
-        <w:t>Figur 5. Betjeningssidens forside. Status vises øverst, detaljer længere nede.</w:t>
+        <w:t>Figur 6. Betjeningssidens forside. Status vises øverst, detaljer længere nede.</w:t>
       </w:r>
     </w:p>
     <w:p>
@@ -4110,7 +4511,7 @@
           <w:color w:val="606C80"/>
           <w:sz w:val="18"/>
         </w:rPr>
-        <w:t>Tabel 6. Betjeningssidens opbygning.</w:t>
+        <w:t>Tabel 7. Betjeningssidens opbygning.</w:t>
       </w:r>
     </w:p>
     <w:p>
@@ -4283,7 +4684,7 @@
         <w:drawing>
           <wp:inline xmlns:a="http://schemas.openxmlformats.org/drawingml/2006/main" xmlns:pic="http://schemas.openxmlformats.org/drawingml/2006/picture">
             <wp:extent cx="5616000" cy="3667592"/>
-            <wp:docPr id="6" name="Picture 6"/>
+            <wp:docPr id="7" name="Picture 7"/>
             <wp:cNvGraphicFramePr>
               <a:graphicFrameLocks noChangeAspect="1"/>
             </wp:cNvGraphicFramePr>
@@ -4295,7 +4696,7 @@
                     <pic:cNvPicPr/>
                   </pic:nvPicPr>
                   <pic:blipFill>
-                    <a:blip r:embed="rId15"/>
+                    <a:blip r:embed="rId16"/>
                     <a:stretch>
                       <a:fillRect/>
                     </a:stretch>
@@ -4326,7 +4727,7 @@
           <w:color w:val="606C80"/>
           <w:sz w:val="18"/>
         </w:rPr>
-        <w:t>Figur 6. Trinvis fejlsøgning, når teksten ikke kommer frem på PC'en.</w:t>
+        <w:t>Figur 7. Trinvis fejlsøgning, når teksten ikke kommer frem på PC'en.</w:t>
       </w:r>
     </w:p>
     <w:p>
@@ -5022,7 +5423,7 @@
           <w:color w:val="606C80"/>
           <w:sz w:val="18"/>
         </w:rPr>
-        <w:t>Tabel 7. Fejlsituationer, årsager og løsninger.</w:t>
+        <w:t>Tabel 8. Fejlsituationer, årsager og løsninger.</w:t>
       </w:r>
     </w:p>
     <w:p>
@@ -5772,7 +6173,7 @@
           <w:color w:val="606C80"/>
           <w:sz w:val="18"/>
         </w:rPr>
-        <w:t>Tabel 8. Ord, du møder i vejledningen og på betjeningssiden.</w:t>
+        <w:t>Tabel 9. Ord, du møder i vejledningen og på betjeningssiden.</w:t>
       </w:r>
     </w:p>
     <w:p>
@@ -6246,7 +6647,7 @@
         <w:color w:val="606C80"/>
         <w:sz w:val="16"/>
       </w:rPr>
-      <w:t xml:space="preserve">IPR-DOC-001 · Brugermanual · version 1.8   ·   Side </w:t>
+      <w:t xml:space="preserve">IPR-DOC-001 · Brugermanual · version 1.9   ·   Side </w:t>
     </w:r>
     <w:r>
       <w:rPr>

--- a/docs/manuals/Brugermanual_IPR_Pen_Bridge.docx
+++ b/docs/manuals/Brugermanual_IPR_Pen_Bridge.docx
@@ -101,7 +101,7 @@
                 <w:rFonts w:ascii="Segoe UI" w:hAnsi="Segoe UI"/>
                 <w:sz w:val="20"/>
               </w:rPr>
-              <w:t>1.11</w:t>
+              <w:t>2.0</w:t>
             </w:r>
           </w:p>
         </w:tc>
@@ -132,7 +132,7 @@
                 <w:rFonts w:ascii="Segoe UI" w:hAnsi="Segoe UI"/>
                 <w:sz w:val="20"/>
               </w:rPr>
-              <w:t>2. oktober 2026</w:t>
+              <w:t>3. oktober 2026</w:t>
             </w:r>
           </w:p>
         </w:tc>
@@ -3395,7 +3395,98 @@
           <w:i w:val="0"/>
           <w:sz w:val="21"/>
         </w:rPr>
-        <w:t>Magneten er boksens eneste betjeningsknap. Hvor længe du holder den tæt på boksen, bestemmer hvad der sker. Den virker når som helst, når boksen er færdig med at starte op — også midt i det daglige arbejde. I det øjeblik magneten når boksen, blinker lampen hvidt tre gange: så ved du, at den er registreret. Derefter er lampen mørk og skifter til én fast farve pr. trin — blå, hvid, lilla, rød — med et kort mørkt blink ved hvert skift, så du kan tælle trinnene. Slip, når lampen har den farve, du vil have.</w:t>
+        <w:t>Magneten er boksens eneste betjeningsknap. Den virker når som helst, når boksen er færdig med at starte op — også midt i det daglige arbejde. I det øjeblik magneten når boksen, blinker lampen hvidt tre gange: så ved du, at den er registreret.</w:t>
+      </w:r>
+    </w:p>
+    <w:p>
+      <w:r>
+        <w:rPr>
+          <w:rFonts w:ascii="Segoe UI" w:hAnsi="Segoe UI"/>
+          <w:b/>
+          <w:i w:val="0"/>
+          <w:sz w:val="21"/>
+        </w:rPr>
+        <w:t>Har boksen et display, åbner du en menu:</w:t>
+      </w:r>
+    </w:p>
+    <w:p>
+      <w:pPr>
+        <w:pStyle w:val="ListBullet"/>
+      </w:pPr>
+      <w:r>
+        <w:rPr>
+          <w:rFonts w:ascii="Segoe UI" w:hAnsi="Segoe UI"/>
+          <w:b/>
+          <w:sz w:val="21"/>
+        </w:rPr>
+        <w:t>Hold magneten i 3 sekunder</w:t>
+      </w:r>
+      <w:r>
+        <w:rPr>
+          <w:rFonts w:ascii="Segoe UI" w:hAnsi="Segoe UI"/>
+          <w:sz w:val="21"/>
+        </w:rPr>
+        <w:t xml:space="preserve"> — menuen åbner, og lampen lyser blåt.</w:t>
+      </w:r>
+    </w:p>
+    <w:p>
+      <w:pPr>
+        <w:pStyle w:val="ListBullet"/>
+      </w:pPr>
+      <w:r>
+        <w:rPr>
+          <w:rFonts w:ascii="Segoe UI" w:hAnsi="Segoe UI"/>
+          <w:b/>
+          <w:sz w:val="21"/>
+        </w:rPr>
+        <w:t>Berør kort (tap)</w:t>
+      </w:r>
+      <w:r>
+        <w:rPr>
+          <w:rFonts w:ascii="Segoe UI" w:hAnsi="Segoe UI"/>
+          <w:sz w:val="21"/>
+        </w:rPr>
+        <w:t xml:space="preserve"> — markeringen flytter til næste punkt i listen.</w:t>
+      </w:r>
+    </w:p>
+    <w:p>
+      <w:pPr>
+        <w:pStyle w:val="ListBullet"/>
+      </w:pPr>
+      <w:r>
+        <w:rPr>
+          <w:rFonts w:ascii="Segoe UI" w:hAnsi="Segoe UI"/>
+          <w:b/>
+          <w:sz w:val="21"/>
+        </w:rPr>
+        <w:t>Hold igen — ca. 2 sekunder</w:t>
+      </w:r>
+      <w:r>
+        <w:rPr>
+          <w:rFonts w:ascii="Segoe UI" w:hAnsi="Segoe UI"/>
+          <w:sz w:val="21"/>
+        </w:rPr>
+        <w:t xml:space="preserve"> — det markerede punkt vælges.</w:t>
+      </w:r>
+    </w:p>
+    <w:p>
+      <w:pPr>
+        <w:pStyle w:val="ListBullet"/>
+      </w:pPr>
+      <w:r>
+        <w:rPr>
+          <w:rFonts w:ascii="Segoe UI" w:hAnsi="Segoe UI"/>
+          <w:b/>
+          <w:sz w:val="21"/>
+        </w:rPr>
+        <w:t>Gør ingenting i 20 sekunder</w:t>
+      </w:r>
+      <w:r>
+        <w:rPr>
+          <w:rFonts w:ascii="Segoe UI" w:hAnsi="Segoe UI"/>
+          <w:sz w:val="21"/>
+        </w:rPr>
+        <w:t xml:space="preserve"> — menuen lukker af sig selv.</w:t>
       </w:r>
     </w:p>
     <w:p>
@@ -3406,7 +3497,36 @@
           <w:i w:val="0"/>
           <w:sz w:val="21"/>
         </w:rPr>
-        <w:t>Har boksen et display, behøver du ikke tælle: displayet viser handlingerne — én pr. linje — og fremhæver med fed skrift den, der sker, hvis du slipper nu. Handlinger, du er kommet forbi, forsvinder fra listen, så der kun står det tilbage, du stadig kan vælge.</w:t>
+        <w:t>Det markerede punkt står med fed skrift og en trekant. Før noget, der har konsekvenser, spørger displayet, om du er sikker: én kort berøring bekræfter — og for nulstilling af netværket skal du berøre to gange. Sker der ingenting inden for 10 sekunder, annulleres det. Sådan kan du se dig omkring i menuen uden at komme til noget.</w:t>
+      </w:r>
+    </w:p>
+    <w:p>
+      <w:pPr>
+        <w:spacing w:before="120" w:after="200"/>
+        <w:ind w:left="113"/>
+        <w:shd w:val="clear" w:color="auto" w:fill="EBF4FF"/>
+        <w:pBdr>
+          <w:top w:val="single" w:sz="6" w:space="6" w:color="2B6CB0"/>
+          <w:left w:val="single" w:sz="6" w:space="6" w:color="2B6CB0"/>
+          <w:bottom w:val="single" w:sz="6" w:space="6" w:color="2B6CB0"/>
+          <w:right w:val="single" w:sz="6" w:space="6" w:color="2B6CB0"/>
+        </w:pBdr>
+      </w:pPr>
+      <w:r>
+        <w:rPr>
+          <w:rFonts w:ascii="Segoe UI" w:hAnsi="Segoe UI"/>
+          <w:b/>
+          <w:color w:val="2B6CB0"/>
+          <w:sz w:val="20"/>
+        </w:rPr>
+        <w:t xml:space="preserve">Bemærk: </w:t>
+      </w:r>
+      <w:r>
+        <w:rPr>
+          <w:rFonts w:ascii="Segoe UI" w:hAnsi="Segoe UI"/>
+          <w:sz w:val="20"/>
+        </w:rPr>
+        <w:t>Bokse uden display bruger den gamle fremgangsmåde, hvor du holder magneten i et bestemt antal sekunder. Den er beskrevet i administratormanualen.</w:t>
       </w:r>
     </w:p>
     <w:p>
@@ -3461,7 +3581,7 @@
           <w:color w:val="606C80"/>
           <w:sz w:val="18"/>
         </w:rPr>
-        <w:t>Figur 4. Kort berøring viser status. 3 sekunder tænder eller slukker opsætningsnetværket, 6 sekunder slukker boksen. 10 og 15 sekunder er forbeholdt administratoren; 20 sekunder fortryder.</w:t>
+        <w:t>Figur 4. Hold magneten i 3 sekunder for at åbne menuen. Derefter flytter en kort berøring markeringen, og et nyt hold vælger.</w:t>
       </w:r>
     </w:p>
     <w:tbl>
@@ -3478,7 +3598,7 @@
       <w:tr>
         <w:tc>
           <w:tcPr>
-            <w:tcW w:type="dxa" w:w="4195"/>
+            <w:tcW w:type="dxa" w:w="2268"/>
             <w:shd w:val="clear" w:color="auto" w:fill="2B6CB0"/>
           </w:tcPr>
           <w:p>
@@ -3492,13 +3612,13 @@
                 <w:color w:val="FFFFFF"/>
                 <w:sz w:val="19"/>
               </w:rPr>
-              <w:t>Sådan gør du</w:t>
+              <w:t>Punkt i menuen</w:t>
             </w:r>
           </w:p>
         </w:tc>
         <w:tc>
           <w:tcPr>
-            <w:tcW w:type="dxa" w:w="4649"/>
+            <w:tcW w:type="dxa" w:w="6576"/>
             <w:shd w:val="clear" w:color="auto" w:fill="2B6CB0"/>
           </w:tcPr>
           <w:p>
@@ -3512,7 +3632,7 @@
                 <w:color w:val="FFFFFF"/>
                 <w:sz w:val="19"/>
               </w:rPr>
-              <w:t>Resultat</w:t>
+              <w:t>Hvad det gør</w:t>
             </w:r>
           </w:p>
         </w:tc>
@@ -3520,7 +3640,7 @@
       <w:tr>
         <w:tc>
           <w:tcPr>
-            <w:tcW w:type="dxa" w:w="4195"/>
+            <w:tcW w:type="dxa" w:w="2268"/>
           </w:tcPr>
           <w:p>
             <w:pPr>
@@ -3531,13 +3651,13 @@
                 <w:rFonts w:ascii="Segoe UI" w:hAnsi="Segoe UI"/>
                 <w:sz w:val="19"/>
               </w:rPr>
-              <w:t>Hold magneten tæt på og fjern den igen (under 3 sekunder)</w:t>
+              <w:t>Hotspot</w:t>
             </w:r>
           </w:p>
         </w:tc>
         <w:tc>
           <w:tcPr>
-            <w:tcW w:type="dxa" w:w="4649"/>
+            <w:tcW w:type="dxa" w:w="6576"/>
           </w:tcPr>
           <w:p>
             <w:pPr>
@@ -3548,7 +3668,7 @@
                 <w:rFonts w:ascii="Segoe UI" w:hAnsi="Segoe UI"/>
                 <w:sz w:val="19"/>
               </w:rPr>
-              <w:t>Lampen blinker hvidt tre gange (magneten er registreret) og er derefter mørk, mens du holder. Når du fjerner magneten, viser den status i 30 sekunder.</w:t>
+              <w:t>Tænder eller slukker opsætningsnetværket. Sker med det samme.</w:t>
             </w:r>
           </w:p>
         </w:tc>
@@ -3556,7 +3676,7 @@
       <w:tr>
         <w:tc>
           <w:tcPr>
-            <w:tcW w:type="dxa" w:w="4195"/>
+            <w:tcW w:type="dxa" w:w="2268"/>
             <w:shd w:val="clear" w:color="auto" w:fill="F7FAFC"/>
           </w:tcPr>
           <w:p>
@@ -3568,13 +3688,13 @@
                 <w:rFonts w:ascii="Segoe UI" w:hAnsi="Segoe UI"/>
                 <w:sz w:val="19"/>
               </w:rPr>
-              <w:t>Hold magneten på plads i 3 sekunder — lampen lyser blåt — og slip</w:t>
+              <w:t>Display</w:t>
             </w:r>
           </w:p>
         </w:tc>
         <w:tc>
           <w:tcPr>
-            <w:tcW w:type="dxa" w:w="4649"/>
+            <w:tcW w:type="dxa" w:w="6576"/>
             <w:shd w:val="clear" w:color="auto" w:fill="F7FAFC"/>
           </w:tcPr>
           <w:p>
@@ -3586,7 +3706,7 @@
                 <w:rFonts w:ascii="Segoe UI" w:hAnsi="Segoe UI"/>
                 <w:sz w:val="19"/>
               </w:rPr>
-              <w:t>Opsætningsnetværket tændes: lampen lyser blåt, mens det starter, og lyser derefter konstant blåt. Var det allerede tændt, slukkes det, og lampen viser status igen.</w:t>
+              <w:t>Undermenu: hvor længe displayet skal lyse efter sidste berøring — 5, 15, 30 (standard) eller 60 minutter.</w:t>
             </w:r>
           </w:p>
         </w:tc>
@@ -3594,7 +3714,7 @@
       <w:tr>
         <w:tc>
           <w:tcPr>
-            <w:tcW w:type="dxa" w:w="4195"/>
+            <w:tcW w:type="dxa" w:w="2268"/>
           </w:tcPr>
           <w:p>
             <w:pPr>
@@ -3605,13 +3725,13 @@
                 <w:rFonts w:ascii="Segoe UI" w:hAnsi="Segoe UI"/>
                 <w:sz w:val="19"/>
               </w:rPr>
-              <w:t>Hold magneten på plads i 6 sekunder — lampen lyser hvidt — og slip</w:t>
+              <w:t>Recovery info</w:t>
             </w:r>
           </w:p>
         </w:tc>
         <w:tc>
           <w:tcPr>
-            <w:tcW w:type="dxa" w:w="4649"/>
+            <w:tcW w:type="dxa" w:w="6576"/>
           </w:tcPr>
           <w:p>
             <w:pPr>
@@ -3622,7 +3742,7 @@
                 <w:rFonts w:ascii="Segoe UI" w:hAnsi="Segoe UI"/>
                 <w:sz w:val="19"/>
               </w:rPr>
-              <w:t>Boksen lukker kontrolleret ned. Lampen lyser hvid, mens det sker, og slukker, når du må tage strømmen fra (10–20 sekunder).</w:t>
+              <w:t>Viser opsætningsnetværkets navn og adgangskode, hvis boksen har mistet sit netværk. Kræver én berøring som bekræftelse og kan kun bruges nogle få gange, indtil boksen genstartes.</w:t>
             </w:r>
           </w:p>
         </w:tc>
@@ -3630,7 +3750,7 @@
       <w:tr>
         <w:tc>
           <w:tcPr>
-            <w:tcW w:type="dxa" w:w="4195"/>
+            <w:tcW w:type="dxa" w:w="2268"/>
             <w:shd w:val="clear" w:color="auto" w:fill="F7FAFC"/>
           </w:tcPr>
           <w:p>
@@ -3642,13 +3762,13 @@
                 <w:rFonts w:ascii="Segoe UI" w:hAnsi="Segoe UI"/>
                 <w:sz w:val="19"/>
               </w:rPr>
-              <w:t>Hold magneten på plads i 10 sekunder — lampen lyser lilla — og slip</w:t>
+              <w:t>Mode</w:t>
             </w:r>
           </w:p>
         </w:tc>
         <w:tc>
           <w:tcPr>
-            <w:tcW w:type="dxa" w:w="4649"/>
+            <w:tcW w:type="dxa" w:w="6576"/>
             <w:shd w:val="clear" w:color="auto" w:fill="F7FAFC"/>
           </w:tcPr>
           <w:p>
@@ -3660,7 +3780,7 @@
                 <w:rFonts w:ascii="Segoe UI" w:hAnsi="Segoe UI"/>
                 <w:sz w:val="19"/>
               </w:rPr>
-              <w:t>Skifter mellem drift og udvikling (kun administratoren). Lampen lyser lilla i 3 sekunder, og displayet skriver MODE: DEV eller MODE: PROD. Derefter står tilstanden øverst til højre i displayet: DEV eller PROD.</w:t>
+              <w:t>Skifter mellem drift og udvikling (kun administratoren). Kræver én berøring som bekræftelse.</w:t>
             </w:r>
           </w:p>
         </w:tc>
@@ -3668,7 +3788,7 @@
       <w:tr>
         <w:tc>
           <w:tcPr>
-            <w:tcW w:type="dxa" w:w="4195"/>
+            <w:tcW w:type="dxa" w:w="2268"/>
           </w:tcPr>
           <w:p>
             <w:pPr>
@@ -3679,13 +3799,13 @@
                 <w:rFonts w:ascii="Segoe UI" w:hAnsi="Segoe UI"/>
                 <w:sz w:val="19"/>
               </w:rPr>
-              <w:t>Hold magneten på plads i 15 sekunder — lampen lyser rødt — og slip</w:t>
+              <w:t>Shutdown</w:t>
             </w:r>
           </w:p>
         </w:tc>
         <w:tc>
           <w:tcPr>
-            <w:tcW w:type="dxa" w:w="4649"/>
+            <w:tcW w:type="dxa" w:w="6576"/>
           </w:tcPr>
           <w:p>
             <w:pPr>
@@ -3696,7 +3816,7 @@
                 <w:rFonts w:ascii="Segoe UI" w:hAnsi="Segoe UI"/>
                 <w:sz w:val="19"/>
               </w:rPr>
-              <w:t>Alle gemte netværksforbindelser slettes, og boksen genstarter.</w:t>
+              <w:t>Lukker boksen kontrolleret ned. Kræver én berøring som bekræftelse. Lampen lyser hvid, til du må tage strømmen fra.</w:t>
             </w:r>
           </w:p>
         </w:tc>
@@ -3704,7 +3824,7 @@
       <w:tr>
         <w:tc>
           <w:tcPr>
-            <w:tcW w:type="dxa" w:w="4195"/>
+            <w:tcW w:type="dxa" w:w="2268"/>
             <w:shd w:val="clear" w:color="auto" w:fill="F7FAFC"/>
           </w:tcPr>
           <w:p>
@@ -3716,13 +3836,13 @@
                 <w:rFonts w:ascii="Segoe UI" w:hAnsi="Segoe UI"/>
                 <w:sz w:val="19"/>
               </w:rPr>
-              <w:t>Bliv ved med at holde i 20 sekunder — lampen slukker — og slip</w:t>
+              <w:t>Factory reset</w:t>
             </w:r>
           </w:p>
         </w:tc>
         <w:tc>
           <w:tcPr>
-            <w:tcW w:type="dxa" w:w="4649"/>
+            <w:tcW w:type="dxa" w:w="6576"/>
             <w:shd w:val="clear" w:color="auto" w:fill="F7FAFC"/>
           </w:tcPr>
           <w:p>
@@ -3734,7 +3854,43 @@
                 <w:rFonts w:ascii="Segoe UI" w:hAnsi="Segoe UI"/>
                 <w:sz w:val="19"/>
               </w:rPr>
-              <w:t>Ingenting sker. Brug det, hvis du er kommet forbi det trin, du ville have.</w:t>
+              <w:t>Sletter alle gemte netværksforbindelser og genstarter boksen. Kræver TO berøringer som bekræftelse — displayet tæller dem.</w:t>
+            </w:r>
+          </w:p>
+        </w:tc>
+      </w:tr>
+      <w:tr>
+        <w:tc>
+          <w:tcPr>
+            <w:tcW w:type="dxa" w:w="2268"/>
+          </w:tcPr>
+          <w:p>
+            <w:pPr>
+              <w:spacing w:after="40"/>
+            </w:pPr>
+            <w:r>
+              <w:rPr>
+                <w:rFonts w:ascii="Segoe UI" w:hAnsi="Segoe UI"/>
+                <w:sz w:val="19"/>
+              </w:rPr>
+              <w:t>Exit</w:t>
+            </w:r>
+          </w:p>
+        </w:tc>
+        <w:tc>
+          <w:tcPr>
+            <w:tcW w:type="dxa" w:w="6576"/>
+          </w:tcPr>
+          <w:p>
+            <w:pPr>
+              <w:spacing w:after="40"/>
+            </w:pPr>
+            <w:r>
+              <w:rPr>
+                <w:rFonts w:ascii="Segoe UI" w:hAnsi="Segoe UI"/>
+                <w:sz w:val="19"/>
+              </w:rPr>
+              <w:t>Lukker menuen uden at gøre noget.</w:t>
             </w:r>
           </w:p>
         </w:tc>
@@ -3752,7 +3908,7 @@
           <w:color w:val="606C80"/>
           <w:sz w:val="18"/>
         </w:rPr>
-        <w:t>Tabel 5. Magnetens funktioner.</w:t>
+        <w:t>Tabel 5. Menuen, du åbner ved at holde magneten i 3 sekunder.</w:t>
       </w:r>
     </w:p>
     <w:p>
@@ -3781,7 +3937,7 @@
           <w:rFonts w:ascii="Segoe UI" w:hAnsi="Segoe UI"/>
           <w:sz w:val="20"/>
         </w:rPr>
-        <w:t>Skiftet efter 10 sekunder og nulstillingen efter 15 sekunder er forbeholdt administratoren. Handlingen udføres først, når du slipper: er du i tvivl, så bliv ved med at holde magneten, til lampen slukker (20 sekunder), og slip så — det fortryder alt.</w:t>
+        <w:t>Punkterne Mode og Factory reset er forbeholdt administratoren. Intet sker, før du har bekræftet — og gør du ingenting i 10 sekunder, annulleres det af sig selv. Du kan derfor roligt se dig omkring i menuen.</w:t>
       </w:r>
     </w:p>
     <w:p>
@@ -3856,6 +4012,17 @@
           <w:sz w:val="18"/>
         </w:rPr>
         <w:t>Figur 5. Den gule bjælke øverst siger, hvilken tilstand boksen er i; linjerne nedenunder forklarer. Lange navne ruller langsomt hen over linjen.</w:t>
+      </w:r>
+    </w:p>
+    <w:p>
+      <w:r>
+        <w:rPr>
+          <w:rFonts w:ascii="Segoe UI" w:hAnsi="Segoe UI"/>
+          <w:b w:val="0"/>
+          <w:i w:val="0"/>
+          <w:sz w:val="21"/>
+        </w:rPr>
+        <w:t>Displayet slukker af sig selv, når der er gået et stykke tid uden berøring — normalt 30 minutter. Du kan vælge 5, 15, 30 eller 60 minutter under Display i menuen, og hver gang du berører boksen med magneten, starter perioden forfra. Efter fem minutter dæmpes lyset lidt; det skal det, for at displayet holder.</w:t>
       </w:r>
     </w:p>
     <w:tbl>
@@ -4073,7 +4240,7 @@
                 <w:rFonts w:ascii="Segoe UI" w:hAnsi="Segoe UI"/>
                 <w:sz w:val="19"/>
               </w:rPr>
-              <w:t>HOLD… / RELEASE →</w:t>
+              <w:t>MENU</w:t>
             </w:r>
           </w:p>
         </w:tc>
@@ -4090,7 +4257,7 @@
                 <w:rFonts w:ascii="Segoe UI" w:hAnsi="Segoe UI"/>
                 <w:sz w:val="19"/>
               </w:rPr>
-              <w:t>Du holder magneten. Handlingerne står én pr. linje, og den med fed skrift og en trekant er den, der sker, når du slipper. Handlinger, du er kommet forbi, forsvinder.</w:t>
+              <w:t>Du har åbnet menuen med magneten. Linjen med fed skrift og en trekant er den, du har markeret; en kort berøring flytter videre, og et nyt hold vælger.</w:t>
             </w:r>
           </w:p>
         </w:tc>
@@ -4110,6 +4277,43 @@
                 <w:rFonts w:ascii="Segoe UI" w:hAnsi="Segoe UI"/>
                 <w:sz w:val="19"/>
               </w:rPr>
+              <w:t>CONFIRM?</w:t>
+            </w:r>
+          </w:p>
+        </w:tc>
+        <w:tc>
+          <w:tcPr>
+            <w:tcW w:type="dxa" w:w="6009"/>
+            <w:shd w:val="clear" w:color="auto" w:fill="F7FAFC"/>
+          </w:tcPr>
+          <w:p>
+            <w:pPr>
+              <w:spacing w:after="40"/>
+            </w:pPr>
+            <w:r>
+              <w:rPr>
+                <w:rFonts w:ascii="Segoe UI" w:hAnsi="Segoe UI"/>
+                <w:sz w:val="19"/>
+              </w:rPr>
+              <w:t>Displayet spørger, om du er sikker, og skriver hvad der sker. Bekræft med en kort berøring — to gange ved nulstilling af netværket. Gør du ingenting, annulleres det.</w:t>
+            </w:r>
+          </w:p>
+        </w:tc>
+      </w:tr>
+      <w:tr>
+        <w:tc>
+          <w:tcPr>
+            <w:tcW w:type="dxa" w:w="2835"/>
+          </w:tcPr>
+          <w:p>
+            <w:pPr>
+              <w:spacing w:after="40"/>
+            </w:pPr>
+            <w:r>
+              <w:rPr>
+                <w:rFonts w:ascii="Segoe UI" w:hAnsi="Segoe UI"/>
+                <w:sz w:val="19"/>
+              </w:rPr>
               <w:t>SETUP MODE</w:t>
             </w:r>
           </w:p>
@@ -4117,7 +4321,6 @@
         <w:tc>
           <w:tcPr>
             <w:tcW w:type="dxa" w:w="6009"/>
-            <w:shd w:val="clear" w:color="auto" w:fill="F7FAFC"/>
           </w:tcPr>
           <w:p>
             <w:pPr>
@@ -4137,6 +4340,7 @@
         <w:tc>
           <w:tcPr>
             <w:tcW w:type="dxa" w:w="2835"/>
+            <w:shd w:val="clear" w:color="auto" w:fill="F7FAFC"/>
           </w:tcPr>
           <w:p>
             <w:pPr>
@@ -4154,6 +4358,7 @@
         <w:tc>
           <w:tcPr>
             <w:tcW w:type="dxa" w:w="6009"/>
+            <w:shd w:val="clear" w:color="auto" w:fill="F7FAFC"/>
           </w:tcPr>
           <w:p>
             <w:pPr>
@@ -6687,7 +6892,7 @@
         <w:color w:val="606C80"/>
         <w:sz w:val="16"/>
       </w:rPr>
-      <w:t xml:space="preserve">IPR-DOC-001 · Brugermanual · version 1.11   ·   Side </w:t>
+      <w:t xml:space="preserve">IPR-DOC-001 · Brugermanual · version 2.0   ·   Side </w:t>
     </w:r>
     <w:r>
       <w:rPr>

--- a/docs/manuals/Brugermanual_IPR_Pen_Bridge.docx
+++ b/docs/manuals/Brugermanual_IPR_Pen_Bridge.docx
@@ -101,7 +101,7 @@
                 <w:rFonts w:ascii="Segoe UI" w:hAnsi="Segoe UI"/>
                 <w:sz w:val="20"/>
               </w:rPr>
-              <w:t>2.0</w:t>
+              <w:t>2.1</w:t>
             </w:r>
           </w:p>
         </w:tc>
@@ -3419,14 +3419,14 @@
           <w:b/>
           <w:sz w:val="21"/>
         </w:rPr>
-        <w:t>Hold magneten i 3 sekunder</w:t>
+        <w:t>Hold magneten et øjeblik</w:t>
       </w:r>
       <w:r>
         <w:rPr>
           <w:rFonts w:ascii="Segoe UI" w:hAnsi="Segoe UI"/>
           <w:sz w:val="21"/>
         </w:rPr>
-        <w:t xml:space="preserve"> — menuen åbner, og lampen lyser blåt.</w:t>
+        <w:t xml:space="preserve"> — en bjælke fylder op, og menuen åbner.</w:t>
       </w:r>
     </w:p>
     <w:p>
@@ -3459,14 +3459,14 @@
           <w:b/>
           <w:sz w:val="21"/>
         </w:rPr>
-        <w:t>Hold igen — ca. 2 sekunder</w:t>
+        <w:t>Hold igen</w:t>
       </w:r>
       <w:r>
         <w:rPr>
           <w:rFonts w:ascii="Segoe UI" w:hAnsi="Segoe UI"/>
           <w:sz w:val="21"/>
         </w:rPr>
-        <w:t xml:space="preserve"> — det markerede punkt vælges.</w:t>
+        <w:t xml:space="preserve"> — bjælken fylder op igen, og det markerede punkt vælges.</w:t>
       </w:r>
     </w:p>
     <w:p>
@@ -3581,7 +3581,7 @@
           <w:color w:val="606C80"/>
           <w:sz w:val="18"/>
         </w:rPr>
-        <w:t>Figur 4. Hold magneten i 3 sekunder for at åbne menuen. Derefter flytter en kort berøring markeringen, og et nyt hold vælger.</w:t>
+        <w:t>Figur 4. Hold magneten et øjeblik for at åbne menuen. Derefter flytter en kort berøring markeringen, og et nyt hold vælger.</w:t>
       </w:r>
     </w:p>
     <w:tbl>
@@ -3651,7 +3651,7 @@
                 <w:rFonts w:ascii="Segoe UI" w:hAnsi="Segoe UI"/>
                 <w:sz w:val="19"/>
               </w:rPr>
-              <w:t>Hotspot</w:t>
+              <w:t>Hotspot: til / fra</w:t>
             </w:r>
           </w:p>
         </w:tc>
@@ -3668,7 +3668,7 @@
                 <w:rFonts w:ascii="Segoe UI" w:hAnsi="Segoe UI"/>
                 <w:sz w:val="19"/>
               </w:rPr>
-              <w:t>Tænder eller slukker opsætningsnetværket. Sker med det samme.</w:t>
+              <w:t>Tænder eller slukker opsætningsnetværket. Teksten siger, hvad der sker, hvis du vælger punktet — og dermed også, om det er tændt lige nu.</w:t>
             </w:r>
           </w:p>
         </w:tc>
@@ -3706,7 +3706,7 @@
                 <w:rFonts w:ascii="Segoe UI" w:hAnsi="Segoe UI"/>
                 <w:sz w:val="19"/>
               </w:rPr>
-              <w:t>Undermenu: hvor længe displayet skal lyse efter sidste berøring — 5, 15, 30 (standard) eller 60 minutter.</w:t>
+              <w:t>Undermenu: hvor længe displayet skal lyse efter sidste berøring — 5, 15, 30 (standard) eller 60 minutter. Her vælger du også, hvor længe menuen venter, før den lukker af sig selv (20 sekunder, 1, 2 eller 5 minutter).</w:t>
             </w:r>
           </w:p>
         </w:tc>
@@ -3742,7 +3742,7 @@
                 <w:rFonts w:ascii="Segoe UI" w:hAnsi="Segoe UI"/>
                 <w:sz w:val="19"/>
               </w:rPr>
-              <w:t>Viser opsætningsnetværkets navn og adgangskode, hvis boksen har mistet sit netværk. Kræver én berøring som bekræftelse og kan kun bruges nogle få gange, indtil boksen genstartes.</w:t>
+              <w:t>Viser opsætningsnetværkets navn og adgangskode, hvis boksen har mistet sit netværk. Kræver én berøring som bekræftelse, og teksten bliver stående, til du berører igen — så du kan nå at skrive den af. Den kan kun vises et begrænset antal gange (normalt 10) for den samme adgangskode; derefter skal administratoren danne en ny.</w:t>
             </w:r>
           </w:p>
         </w:tc>
@@ -3799,7 +3799,7 @@
                 <w:rFonts w:ascii="Segoe UI" w:hAnsi="Segoe UI"/>
                 <w:sz w:val="19"/>
               </w:rPr>
-              <w:t>Shutdown</w:t>
+              <w:t>Power</w:t>
             </w:r>
           </w:p>
         </w:tc>
@@ -3816,7 +3816,7 @@
                 <w:rFonts w:ascii="Segoe UI" w:hAnsi="Segoe UI"/>
                 <w:sz w:val="19"/>
               </w:rPr>
-              <w:t>Lukker boksen kontrolleret ned. Kræver én berøring som bekræftelse. Lampen lyser hvid, til du må tage strømmen fra.</w:t>
+              <w:t>Undermenu: Sluk eller Genstart. Begge kræver én berøring som bekræftelse. Ved Sluk lyser lampen hvid, til du må tage strømmen fra.</w:t>
             </w:r>
           </w:p>
         </w:tc>
@@ -6892,7 +6892,7 @@
         <w:color w:val="606C80"/>
         <w:sz w:val="16"/>
       </w:rPr>
-      <w:t xml:space="preserve">IPR-DOC-001 · Brugermanual · version 2.0   ·   Side </w:t>
+      <w:t xml:space="preserve">IPR-DOC-001 · Brugermanual · version 2.1   ·   Side </w:t>
     </w:r>
     <w:r>
       <w:rPr>

--- a/docs/manuals/Brugermanual_IPR_Pen_Bridge.docx
+++ b/docs/manuals/Brugermanual_IPR_Pen_Bridge.docx
@@ -101,7 +101,7 @@
                 <w:rFonts w:ascii="Segoe UI" w:hAnsi="Segoe UI"/>
                 <w:sz w:val="20"/>
               </w:rPr>
-              <w:t>2.1</w:t>
+              <w:t>2.2</w:t>
             </w:r>
           </w:p>
         </w:tc>
@@ -3706,7 +3706,7 @@
                 <w:rFonts w:ascii="Segoe UI" w:hAnsi="Segoe UI"/>
                 <w:sz w:val="19"/>
               </w:rPr>
-              <w:t>Undermenu: hvor længe displayet skal lyse efter sidste berøring — 5, 15, 30 (standard) eller 60 minutter. Her vælger du også, hvor længe menuen venter, før den lukker af sig selv (20 sekunder, 1, 2 eller 5 minutter).</w:t>
+              <w:t>Undermenu med to punkter: Display timeout — hvor længe displayet lyser efter sidste berøring (5, 15, 30 eller 60 minutter) — og Menu timeout: hvor længe menuen venter, før den lukker af sig selv (20 sekunder, 1, 2 eller 5 minutter).</w:t>
             </w:r>
           </w:p>
         </w:tc>
@@ -3762,7 +3762,7 @@
                 <w:rFonts w:ascii="Segoe UI" w:hAnsi="Segoe UI"/>
                 <w:sz w:val="19"/>
               </w:rPr>
-              <w:t>Mode</w:t>
+              <w:t>System</w:t>
             </w:r>
           </w:p>
         </w:tc>
@@ -3780,7 +3780,7 @@
                 <w:rFonts w:ascii="Segoe UI" w:hAnsi="Segoe UI"/>
                 <w:sz w:val="19"/>
               </w:rPr>
-              <w:t>Skifter mellem drift og udvikling (kun administratoren). Kræver én berøring som bekræftelse.</w:t>
+              <w:t>Undermenu med de punkter, kun administratoren bruger: Mode (drift ↔ udvikling, én berøring) og Factory reset (sletter alle gemte netværksforbindelser, TO berøringer).</w:t>
             </w:r>
           </w:p>
         </w:tc>
@@ -3836,7 +3836,7 @@
                 <w:rFonts w:ascii="Segoe UI" w:hAnsi="Segoe UI"/>
                 <w:sz w:val="19"/>
               </w:rPr>
-              <w:t>Factory reset</w:t>
+              <w:t>Exit</w:t>
             </w:r>
           </w:p>
         </w:tc>
@@ -3844,42 +3844,6 @@
           <w:tcPr>
             <w:tcW w:type="dxa" w:w="6576"/>
             <w:shd w:val="clear" w:color="auto" w:fill="F7FAFC"/>
-          </w:tcPr>
-          <w:p>
-            <w:pPr>
-              <w:spacing w:after="40"/>
-            </w:pPr>
-            <w:r>
-              <w:rPr>
-                <w:rFonts w:ascii="Segoe UI" w:hAnsi="Segoe UI"/>
-                <w:sz w:val="19"/>
-              </w:rPr>
-              <w:t>Sletter alle gemte netværksforbindelser og genstarter boksen. Kræver TO berøringer som bekræftelse — displayet tæller dem.</w:t>
-            </w:r>
-          </w:p>
-        </w:tc>
-      </w:tr>
-      <w:tr>
-        <w:tc>
-          <w:tcPr>
-            <w:tcW w:type="dxa" w:w="2268"/>
-          </w:tcPr>
-          <w:p>
-            <w:pPr>
-              <w:spacing w:after="40"/>
-            </w:pPr>
-            <w:r>
-              <w:rPr>
-                <w:rFonts w:ascii="Segoe UI" w:hAnsi="Segoe UI"/>
-                <w:sz w:val="19"/>
-              </w:rPr>
-              <w:t>Exit</w:t>
-            </w:r>
-          </w:p>
-        </w:tc>
-        <w:tc>
-          <w:tcPr>
-            <w:tcW w:type="dxa" w:w="6576"/>
           </w:tcPr>
           <w:p>
             <w:pPr>
@@ -3908,7 +3872,7 @@
           <w:color w:val="606C80"/>
           <w:sz w:val="18"/>
         </w:rPr>
-        <w:t>Tabel 5. Menuen, du åbner ved at holde magneten i 3 sekunder.</w:t>
+        <w:t>Tabel 5. Menuen, du åbner ved at holde magneten et øjeblik. Øverst i displayet står, hvor i listen du er — fx MENU 1/6 — fordi der kun er plads til fire linjer ad gangen.</w:t>
       </w:r>
     </w:p>
     <w:p>
@@ -6892,7 +6856,7 @@
         <w:color w:val="606C80"/>
         <w:sz w:val="16"/>
       </w:rPr>
-      <w:t xml:space="preserve">IPR-DOC-001 · Brugermanual · version 2.1   ·   Side </w:t>
+      <w:t xml:space="preserve">IPR-DOC-001 · Brugermanual · version 2.2   ·   Side </w:t>
     </w:r>
     <w:r>
       <w:rPr>

--- a/docs/manuals/Brugermanual_IPR_Pen_Bridge.docx
+++ b/docs/manuals/Brugermanual_IPR_Pen_Bridge.docx
@@ -101,7 +101,7 @@
                 <w:rFonts w:ascii="Segoe UI" w:hAnsi="Segoe UI"/>
                 <w:sz w:val="20"/>
               </w:rPr>
-              <w:t>2.2</w:t>
+              <w:t>2.3</w:t>
             </w:r>
           </w:p>
         </w:tc>
@@ -1757,6 +1757,46 @@
       </w:r>
     </w:p>
     <w:p>
+      <w:r>
+        <w:rPr>
+          <w:rFonts w:ascii="Segoe UI" w:hAnsi="Segoe UI"/>
+          <w:b w:val="0"/>
+          <w:i w:val="0"/>
+          <w:sz w:val="21"/>
+        </w:rPr>
+        <w:t>Trin 3 er det, der tager tid. Boksen skriver teksten ind som tastetryk — ét tegn ad gangen, præcis som en meget hurtig maskinskriver — og den venter et lille øjeblik mellem hvert tegn, så PC'en kan følge med. Ved standardindstillingen bliver det ca. 25 tegn i sekundet: en halv side tager omkring 20 sekunder, og displayet viser undervejs, hvor langt den er nået.</w:t>
+      </w:r>
+    </w:p>
+    <w:p>
+      <w:pPr>
+        <w:spacing w:before="120" w:after="200"/>
+        <w:ind w:left="113"/>
+        <w:shd w:val="clear" w:color="auto" w:fill="EBF4FF"/>
+        <w:pBdr>
+          <w:top w:val="single" w:sz="6" w:space="6" w:color="2B6CB0"/>
+          <w:left w:val="single" w:sz="6" w:space="6" w:color="2B6CB0"/>
+          <w:bottom w:val="single" w:sz="6" w:space="6" w:color="2B6CB0"/>
+          <w:right w:val="single" w:sz="6" w:space="6" w:color="2B6CB0"/>
+        </w:pBdr>
+      </w:pPr>
+      <w:r>
+        <w:rPr>
+          <w:rFonts w:ascii="Segoe UI" w:hAnsi="Segoe UI"/>
+          <w:b/>
+          <w:color w:val="2B6CB0"/>
+          <w:sz w:val="20"/>
+        </w:rPr>
+        <w:t xml:space="preserve">Bemærk: </w:t>
+      </w:r>
+      <w:r>
+        <w:rPr>
+          <w:rFonts w:ascii="Segoe UI" w:hAnsi="Segoe UI"/>
+          <w:sz w:val="20"/>
+        </w:rPr>
+        <w:t>Det er med vilje, at der ventes mellem tegnene. Går det hurtigere, end PC'en kan tage imod, forsvinder der tegn, eller de bytter plads — og det er langt værre end at vente. Hastigheden kan ændres af administratoren under Indstillinger → Skrivehastighed i betjeningssiden; det bør kun gøres efter en prøve, hvor teksten læses igennem tegn for tegn.</w:t>
+      </w:r>
+    </w:p>
+    <w:p>
       <w:pPr>
         <w:pStyle w:val="Heading2"/>
       </w:pPr>
@@ -1801,7 +1841,7 @@
           <w:rFonts w:ascii="Segoe UI" w:hAnsi="Segoe UI"/>
           <w:sz w:val="21"/>
         </w:rPr>
-        <w:t>Vent til teksten er skrevet færdig, før du skanner igen.</w:t>
+        <w:t>Vent til teksten er skrevet færdig, før du skanner igen. Displayet viser undervejs, hvor mange tegn der er skrevet ind.</w:t>
       </w:r>
     </w:p>
     <w:p>
@@ -3426,7 +3466,7 @@
           <w:rFonts w:ascii="Segoe UI" w:hAnsi="Segoe UI"/>
           <w:sz w:val="21"/>
         </w:rPr>
-        <w:t xml:space="preserve"> — en bjælke fylder op, og menuen åbner.</w:t>
+        <w:t xml:space="preserve"> — en bjælke fylder op, og menuen åbner, mens du stadig holder.</w:t>
       </w:r>
     </w:p>
     <w:p>
@@ -3466,7 +3506,7 @@
           <w:rFonts w:ascii="Segoe UI" w:hAnsi="Segoe UI"/>
           <w:sz w:val="21"/>
         </w:rPr>
-        <w:t xml:space="preserve"> — bjælken fylder op igen, og det markerede punkt vælges.</w:t>
+        <w:t xml:space="preserve"> — bjælken fylder op igen, og punktet vælges i samme øjeblik bjælken er fuld.</w:t>
       </w:r>
     </w:p>
     <w:p>
@@ -3487,6 +3527,35 @@
           <w:sz w:val="21"/>
         </w:rPr>
         <w:t xml:space="preserve"> — menuen lukker af sig selv.</w:t>
+      </w:r>
+    </w:p>
+    <w:p>
+      <w:pPr>
+        <w:spacing w:before="120" w:after="200"/>
+        <w:ind w:left="113"/>
+        <w:shd w:val="clear" w:color="auto" w:fill="E9F7EF"/>
+        <w:pBdr>
+          <w:top w:val="single" w:sz="6" w:space="6" w:color="277646"/>
+          <w:left w:val="single" w:sz="6" w:space="6" w:color="277646"/>
+          <w:bottom w:val="single" w:sz="6" w:space="6" w:color="277646"/>
+          <w:right w:val="single" w:sz="6" w:space="6" w:color="277646"/>
+        </w:pBdr>
+      </w:pPr>
+      <w:r>
+        <w:rPr>
+          <w:rFonts w:ascii="Segoe UI" w:hAnsi="Segoe UI"/>
+          <w:b/>
+          <w:color w:val="277646"/>
+          <w:sz w:val="20"/>
+        </w:rPr>
+        <w:t xml:space="preserve">Tip: </w:t>
+      </w:r>
+      <w:r>
+        <w:rPr>
+          <w:rFonts w:ascii="Segoe UI" w:hAnsi="Segoe UI"/>
+          <w:sz w:val="20"/>
+        </w:rPr>
+        <w:t>Du skal ikke tage magneten væk for at vælge. Handlingen sker, når bjælken er fuld — og du kan tage magneten væk lige efter. Hold derfor magneten stille, til du ser displayet svare: bjælken er din besked om, hvor langt du er.</w:t>
       </w:r>
     </w:p>
     <w:p>
@@ -3581,7 +3650,7 @@
           <w:color w:val="606C80"/>
           <w:sz w:val="18"/>
         </w:rPr>
-        <w:t>Figur 4. Hold magneten et øjeblik for at åbne menuen. Derefter flytter en kort berøring markeringen, og et nyt hold vælger.</w:t>
+        <w:t>Figur 4. Hold magneten et øjeblik for at åbne menuen. Derefter flytter en kort berøring markeringen, og et nyt hold vælger — i det øjeblik bjælken er fuld.</w:t>
       </w:r>
     </w:p>
     <w:tbl>
@@ -4130,7 +4199,7 @@
                 <w:rFonts w:ascii="Segoe UI" w:hAnsi="Segoe UI"/>
                 <w:sz w:val="19"/>
               </w:rPr>
-              <w:t>PROBLEM</w:t>
+              <w:t>NOT READY</w:t>
             </w:r>
           </w:p>
         </w:tc>
@@ -4147,7 +4216,7 @@
                 <w:rFonts w:ascii="Segoe UI" w:hAnsi="Segoe UI"/>
                 <w:sz w:val="19"/>
               </w:rPr>
-              <w:t>En linje har et ✗ og siger, hvad der er galt: intet netværk, pennens USB-port slået fra, en tjeneste stoppet.</w:t>
+              <w:t>Der mangler noget, FØR boksen kan bruges — og det er dig, der skal gøre det. Linjen har en advarselstrekant ⚠ og siger hvad: fx at pennen ikke er sat i, eller at der ikke er noget netværk.</w:t>
             </w:r>
           </w:p>
         </w:tc>
@@ -4167,6 +4236,43 @@
                 <w:rFonts w:ascii="Segoe UI" w:hAnsi="Segoe UI"/>
                 <w:sz w:val="19"/>
               </w:rPr>
+              <w:t>PROBLEM</w:t>
+            </w:r>
+          </w:p>
+        </w:tc>
+        <w:tc>
+          <w:tcPr>
+            <w:tcW w:type="dxa" w:w="6009"/>
+            <w:shd w:val="clear" w:color="auto" w:fill="F7FAFC"/>
+          </w:tcPr>
+          <w:p>
+            <w:pPr>
+              <w:spacing w:after="40"/>
+            </w:pPr>
+            <w:r>
+              <w:rPr>
+                <w:rFonts w:ascii="Segoe UI" w:hAnsi="Segoe UI"/>
+                <w:sz w:val="19"/>
+              </w:rPr>
+              <w:t>En linje har et ✗ og siger, hvad der er galt med selve boksen: pennens USB-port slået fra, en tjeneste stoppet. Det er ikke noget, du selv retter — kontakt administratoren.</w:t>
+            </w:r>
+          </w:p>
+        </w:tc>
+      </w:tr>
+      <w:tr>
+        <w:tc>
+          <w:tcPr>
+            <w:tcW w:type="dxa" w:w="2835"/>
+          </w:tcPr>
+          <w:p>
+            <w:pPr>
+              <w:spacing w:after="40"/>
+            </w:pPr>
+            <w:r>
+              <w:rPr>
+                <w:rFonts w:ascii="Segoe UI" w:hAnsi="Segoe UI"/>
+                <w:sz w:val="19"/>
+              </w:rPr>
               <w:t>SENDING… / SENT ✓ / SEND FAILED</w:t>
             </w:r>
           </w:p>
@@ -4174,7 +4280,6 @@
         <w:tc>
           <w:tcPr>
             <w:tcW w:type="dxa" w:w="6009"/>
-            <w:shd w:val="clear" w:color="auto" w:fill="F7FAFC"/>
           </w:tcPr>
           <w:p>
             <w:pPr>
@@ -4194,6 +4299,7 @@
         <w:tc>
           <w:tcPr>
             <w:tcW w:type="dxa" w:w="2835"/>
+            <w:shd w:val="clear" w:color="auto" w:fill="F7FAFC"/>
           </w:tcPr>
           <w:p>
             <w:pPr>
@@ -4211,6 +4317,7 @@
         <w:tc>
           <w:tcPr>
             <w:tcW w:type="dxa" w:w="6009"/>
+            <w:shd w:val="clear" w:color="auto" w:fill="F7FAFC"/>
           </w:tcPr>
           <w:p>
             <w:pPr>
@@ -4230,7 +4337,6 @@
         <w:tc>
           <w:tcPr>
             <w:tcW w:type="dxa" w:w="2835"/>
-            <w:shd w:val="clear" w:color="auto" w:fill="F7FAFC"/>
           </w:tcPr>
           <w:p>
             <w:pPr>
@@ -4248,7 +4354,6 @@
         <w:tc>
           <w:tcPr>
             <w:tcW w:type="dxa" w:w="6009"/>
-            <w:shd w:val="clear" w:color="auto" w:fill="F7FAFC"/>
           </w:tcPr>
           <w:p>
             <w:pPr>
@@ -4268,6 +4373,7 @@
         <w:tc>
           <w:tcPr>
             <w:tcW w:type="dxa" w:w="2835"/>
+            <w:shd w:val="clear" w:color="auto" w:fill="F7FAFC"/>
           </w:tcPr>
           <w:p>
             <w:pPr>
@@ -4285,6 +4391,7 @@
         <w:tc>
           <w:tcPr>
             <w:tcW w:type="dxa" w:w="6009"/>
+            <w:shd w:val="clear" w:color="auto" w:fill="F7FAFC"/>
           </w:tcPr>
           <w:p>
             <w:pPr>
@@ -4295,7 +4402,7 @@
                 <w:rFonts w:ascii="Segoe UI" w:hAnsi="Segoe UI"/>
                 <w:sz w:val="19"/>
               </w:rPr>
-              <w:t>Opsætningsnetværket er tændt. Displayet viser netværkets navn og adressen, du skal åbne.</w:t>
+              <w:t>Opsætningsnetværket er tændt. Displayet viser netværkets navn og adressen, du skal åbne. Nederste linje siger, hvordan du slukker det igen: hold magneten, og vælg Hotspot i menuen.</w:t>
             </w:r>
           </w:p>
         </w:tc>
@@ -4304,7 +4411,6 @@
         <w:tc>
           <w:tcPr>
             <w:tcW w:type="dxa" w:w="2835"/>
-            <w:shd w:val="clear" w:color="auto" w:fill="F7FAFC"/>
           </w:tcPr>
           <w:p>
             <w:pPr>
@@ -4322,7 +4428,6 @@
         <w:tc>
           <w:tcPr>
             <w:tcW w:type="dxa" w:w="6009"/>
-            <w:shd w:val="clear" w:color="auto" w:fill="F7FAFC"/>
           </w:tcPr>
           <w:p>
             <w:pPr>
@@ -6856,7 +6961,7 @@
         <w:color w:val="606C80"/>
         <w:sz w:val="16"/>
       </w:rPr>
-      <w:t xml:space="preserve">IPR-DOC-001 · Brugermanual · version 2.2   ·   Side </w:t>
+      <w:t xml:space="preserve">IPR-DOC-001 · Brugermanual · version 2.3   ·   Side </w:t>
     </w:r>
     <w:r>
       <w:rPr>

--- a/docs/manuals/Brugermanual_IPR_Pen_Bridge.docx
+++ b/docs/manuals/Brugermanual_IPR_Pen_Bridge.docx
@@ -1949,7 +1949,7 @@
           <w:rFonts w:ascii="Segoe UI" w:hAnsi="Segoe UI"/>
           <w:sz w:val="21"/>
         </w:rPr>
-        <w:t>hold magneten tæt på boksen i 6 sekunder — lampen blinker hvid — og slip. Lampen lyser hvid, mens boksen lukker ned, og slukker efter 10–20 sekunder. Først da må du tage strømmen fra. Se afsnit 5.3.</w:t>
+        <w:t>hold magneten tæt på boksen, til menuen åbner, gå til Power og vælg Sluk — én kort berøring bekræfter. Lampen lyser hvid, mens boksen lukker ned, og slukker efter 10–20 sekunder. Først da må du tage strømmen fra. Se afsnit 5.3. (Bokse uden display: hold magneten i 6 sekunder og slip.)</w:t>
       </w:r>
     </w:p>
     <w:p>
@@ -3098,7 +3098,7 @@
                 <w:rFonts w:ascii="Segoe UI" w:hAnsi="Segoe UI"/>
                 <w:sz w:val="19"/>
               </w:rPr>
-              <w:t>Slå det fra igen med magneten (3 sekunder), når du er færdig. Lampen slukker, mens du holder, og blinker blåt efter 3 sekunder.</w:t>
+              <w:t>Slå det fra igen, når du er færdig: hold magneten, til menuen åbner, og vælg Hotspot. (Bokse uden display: hold magneten i 3 sekunder.)</w:t>
             </w:r>
           </w:p>
         </w:tc>
@@ -3117,7 +3117,7 @@
                 <w:rFonts w:ascii="Segoe UI" w:hAnsi="Segoe UI"/>
                 <w:sz w:val="19"/>
               </w:rPr>
-              <w:t>Hvid, konstant — mens du holder magneten</w:t>
+              <w:t>Hvid, konstant — mens du holder magneten (kun bokse uden display)</w:t>
             </w:r>
           </w:p>
         </w:tc>
@@ -3134,7 +3134,7 @@
                 <w:rFonts w:ascii="Segoe UI" w:hAnsi="Segoe UI"/>
                 <w:sz w:val="19"/>
               </w:rPr>
-              <w:t>Du har holdt magneten i 6 sekunder (sluk). Hvid betyder altid: boksen starter eller slukker.</w:t>
+              <w:t>Du har holdt magneten i 6 sekunder (sluk). Hvid betyder altid: boksen starter eller slukker. Har boksen et display, åbner et hold i stedet menuen, og lampen viser fortsat status.</w:t>
             </w:r>
           </w:p>
         </w:tc>
@@ -3226,7 +3226,7 @@
                 <w:rFonts w:ascii="Segoe UI" w:hAnsi="Segoe UI"/>
                 <w:sz w:val="19"/>
               </w:rPr>
-              <w:t>Lilla, konstant — mens du holder magneten</w:t>
+              <w:t>Lilla, konstant — mens du holder magneten (kun bokse uden display)</w:t>
             </w:r>
           </w:p>
         </w:tc>
@@ -3243,7 +3243,7 @@
                 <w:rFonts w:ascii="Segoe UI" w:hAnsi="Segoe UI"/>
                 <w:sz w:val="19"/>
               </w:rPr>
-              <w:t>Du har holdt magneten i 10 sekunder (skift af tilstand).</w:t>
+              <w:t>Du har holdt magneten i 10 sekunder (skift af tilstand). Har boksen et display, ligger tilstandsskiftet under System i menuen.</w:t>
             </w:r>
           </w:p>
         </w:tc>

--- a/docs/manuals/Brugermanual_IPR_Pen_Bridge.docx
+++ b/docs/manuals/Brugermanual_IPR_Pen_Bridge.docx
@@ -1764,7 +1764,7 @@
           <w:i w:val="0"/>
           <w:sz w:val="21"/>
         </w:rPr>
-        <w:t>Trin 3 er det, der tager tid. Boksen skriver teksten ind som tastetryk — ét tegn ad gangen, præcis som en meget hurtig maskinskriver — og den venter et lille øjeblik mellem hvert tegn, så PC'en kan følge med. Ved standardindstillingen bliver det ca. 25 tegn i sekundet: en halv side tager omkring 20 sekunder, og displayet viser undervejs, hvor langt den er nået.</w:t>
+        <w:t>Trin 3 er det, der tager tid. Boksen skriver teksten ind som tastetryk — ét tegn ad gangen, præcis som en meget hurtig maskinskriver — og den venter et lille øjeblik mellem hvert tegn, så PC'en kan følge med. Ved standardindstillingen bliver det ca. 40 tegn i sekundet: en halv side tager omkring 20 sekunder, og displayet viser undervejs, hvor langt den er nået.</w:t>
       </w:r>
     </w:p>
     <w:p>
@@ -4679,7 +4679,7 @@
                 <w:rFonts w:ascii="Segoe UI" w:hAnsi="Segoe UI"/>
                 <w:sz w:val="19"/>
               </w:rPr>
-              <w:t>Samlet status: er alt klar, eller er der noget, der kræver opmærksomhed. Boksen “Enhed” viser tilstand (drift/udvikling), om opsætningsnetværket er tændt, hvilket netværk boksen er på, og om der er registreret fejl.</w:t>
+              <w:t>Samlet status: er alt klar, eller er der noget, der kræver opmærksomhed. Boksen “Enhed” viser tilstand (drift/udvikling), om opsætningsnetværket er tændt, hvilket netværk boksen er på, og om der er åbne hændelser. Klik på tallet for at se, hvad der skete, om det virker igen, og hvad du skal gøre.</w:t>
             </w:r>
           </w:p>
         </w:tc>

--- a/docs/manuals/Brugermanual_IPR_Pen_Bridge.docx
+++ b/docs/manuals/Brugermanual_IPR_Pen_Bridge.docx
@@ -4679,7 +4679,7 @@
                 <w:rFonts w:ascii="Segoe UI" w:hAnsi="Segoe UI"/>
                 <w:sz w:val="19"/>
               </w:rPr>
-              <w:t>Samlet status: er alt klar, eller er der noget, der kræver opmærksomhed. Boksen “Enhed” viser tilstand (drift/udvikling), om opsætningsnetværket er tændt, hvilket netværk boksen er på, og om der er åbne hændelser. Klik på tallet for at se, hvad der skete, om det virker igen, og hvad du skal gøre.</w:t>
+              <w:t>Samlet status: er alt klar, eller er der noget, der kræver opmærksomhed. Boksen “Enhed” viser tilstand (drift/udvikling), om opsætningsnetværket er tændt, hvilket netværk boksen er på, og om der er åbne hændelser: rødt, hvis noget stadig ikke kører, gult, hvis det er gået i gang igen af sig selv. Klik for at se, hvad der skete, og hvad du skal gøre.</w:t>
             </w:r>
           </w:p>
         </w:tc>

--- a/docs/manuals/Brugermanual_IPR_Pen_Bridge.docx
+++ b/docs/manuals/Brugermanual_IPR_Pen_Bridge.docx
@@ -1059,7 +1059,7 @@
           <w:rFonts w:ascii="Segoe UI" w:hAnsi="Segoe UI"/>
           <w:sz w:val="21"/>
         </w:rPr>
-        <w:t>Brug PWR-porten. Lampen blinker hvidt, mens boksen starter op.</w:t>
+        <w:t>Brug porten mærket PWR/PC. Lampen blinker hvidt, mens boksen starter op.</w:t>
       </w:r>
     </w:p>
     <w:p>
@@ -1099,7 +1099,7 @@
           <w:rFonts w:ascii="Segoe UI" w:hAnsi="Segoe UI"/>
           <w:sz w:val="21"/>
         </w:rPr>
-        <w:t>Brug USB-porten på boksen — ikke PWR-porten.</w:t>
+        <w:t>Brug porten mærket PEN på boksen — ikke PWR/PC-porten.</w:t>
       </w:r>
     </w:p>
     <w:p>
@@ -4274,7 +4274,7 @@
                 <w:rFonts w:ascii="Segoe UI" w:hAnsi="Segoe UI"/>
                 <w:sz w:val="19"/>
               </w:rPr>
-              <w:t>En linje har et ✗ og siger, hvad der er galt med selve boksen: pennens USB-port slået fra, en tjeneste stoppet. Det er ikke noget, du selv retter — kontakt administratoren.</w:t>
+              <w:t>En linje har et ✗ og siger, hvad der er galt med selve boksen: PEN-porten slået fra, en tjeneste stoppet. Det er ikke noget, du selv retter — kontakt administratoren.</w:t>
             </w:r>
           </w:p>
         </w:tc>
@@ -6551,7 +6551,7 @@
           <w:rFonts w:ascii="Segoe UI" w:hAnsi="Segoe UI"/>
           <w:sz w:val="21"/>
         </w:rPr>
-        <w:t>Strøm i PWR-porten → vent 1 minut.</w:t>
+        <w:t>Strøm i PWR/PC-porten → vent 1 minut.</w:t>
       </w:r>
     </w:p>
     <w:p>
@@ -6563,7 +6563,7 @@
           <w:rFonts w:ascii="Segoe UI" w:hAnsi="Segoe UI"/>
           <w:sz w:val="21"/>
         </w:rPr>
-        <w:t>Skanner i USB-porten.</w:t>
+        <w:t>Skanner i PEN-porten.</w:t>
       </w:r>
     </w:p>
     <w:p>
@@ -6908,7 +6908,7 @@
           <w:rFonts w:ascii="Segoe UI" w:hAnsi="Segoe UI"/>
           <w:sz w:val="21"/>
         </w:rPr>
-        <w:t>Er skanneren sat i USB-porten?</w:t>
+        <w:t>Er skanneren sat i PEN-porten?</w:t>
       </w:r>
     </w:p>
     <w:p>
